--- a/Lab4_使用BurpSuite对HTTPS流量进行中间人篡改/使用BurpSuite对HTTPS流量进行中间人篡改_2313815_段俊宇.docx
+++ b/Lab4_使用BurpSuite对HTTPS流量进行中间人篡改/使用BurpSuite对HTTPS流量进行中间人篡改_2313815_段俊宇.docx
@@ -137,8 +137,9 @@
           <w:sz w:val="40"/>
           <w:szCs w:val="40"/>
         </w:rPr>
-        <w:t>实验四：使用BurpSuit</w:t>
-      </w:r>
+        <w:t>实验四：使用</w:t>
+      </w:r>
+      <w:proofErr w:type="spellStart"/>
       <w:r>
         <w:rPr>
           <w:rFonts w:ascii="微软雅黑" w:eastAsia="微软雅黑" w:hAnsi="微软雅黑" w:hint="eastAsia"/>
@@ -147,8 +148,19 @@
           <w:sz w:val="40"/>
           <w:szCs w:val="40"/>
         </w:rPr>
+        <w:t>BurpSuit</w:t>
+      </w:r>
+      <w:r>
+        <w:rPr>
+          <w:rFonts w:ascii="微软雅黑" w:eastAsia="微软雅黑" w:hAnsi="微软雅黑" w:hint="eastAsia"/>
+          <w:b/>
+          <w:bCs/>
+          <w:sz w:val="40"/>
+          <w:szCs w:val="40"/>
+        </w:rPr>
         <w:t>e</w:t>
       </w:r>
+      <w:proofErr w:type="spellEnd"/>
       <w:r>
         <w:rPr>
           <w:rFonts w:ascii="微软雅黑" w:eastAsia="微软雅黑" w:hAnsi="微软雅黑" w:hint="eastAsia"/>
@@ -686,7 +698,7 @@
         <w:spacing w:line="360" w:lineRule="auto"/>
         <w:ind w:left="420" w:firstLine="420"/>
         <w:rPr>
-          <w:rFonts w:ascii="宋体" w:eastAsia="宋体" w:hAnsi="宋体"/>
+          <w:rFonts w:ascii="宋体" w:eastAsia="宋体" w:hAnsi="宋体" w:hint="eastAsia"/>
           <w:sz w:val="24"/>
           <w:szCs w:val="24"/>
         </w:rPr>
@@ -706,14 +718,15 @@
       <w:pPr>
         <w:spacing w:line="360" w:lineRule="auto"/>
         <w:rPr>
-          <w:rFonts w:ascii="宋体" w:eastAsia="宋体" w:hAnsi="宋体"/>
-          <w:sz w:val="24"/>
-          <w:szCs w:val="24"/>
-        </w:rPr>
-      </w:pPr>
-      <w:r>
-        <w:rPr>
-          <w:rFonts w:ascii="宋体" w:eastAsia="宋体" w:hAnsi="宋体"/>
+          <w:rFonts w:ascii="宋体" w:eastAsia="宋体" w:hAnsi="宋体" w:hint="eastAsia"/>
+          <w:sz w:val="24"/>
+          <w:szCs w:val="24"/>
+        </w:rPr>
+      </w:pPr>
+      <w:r>
+        <w:rPr>
+          <w:rFonts w:ascii="宋体" w:eastAsia="宋体" w:hAnsi="宋体"/>
+          <w:noProof/>
           <w:sz w:val="24"/>
           <w:szCs w:val="24"/>
         </w:rPr>
@@ -782,18 +795,36 @@
         <w:spacing w:line="360" w:lineRule="auto"/>
         <w:ind w:left="420" w:firstLine="420"/>
         <w:rPr>
-          <w:rFonts w:ascii="宋体" w:eastAsia="宋体" w:hAnsi="宋体"/>
-          <w:sz w:val="24"/>
-          <w:szCs w:val="24"/>
-        </w:rPr>
-      </w:pPr>
-      <w:r>
-        <w:rPr>
-          <w:rFonts w:ascii="宋体" w:eastAsia="宋体" w:hAnsi="宋体" w:hint="eastAsia"/>
-          <w:sz w:val="24"/>
-          <w:szCs w:val="24"/>
-        </w:rPr>
-        <w:t>TLS（传输层安全协议）保护的通信过程是一种加密通信方式，旨在确保数据在传输过程中的安全性和完整性。TLS保护通信的主要步骤为：</w:t>
+          <w:rFonts w:ascii="宋体" w:eastAsia="宋体" w:hAnsi="宋体" w:hint="eastAsia"/>
+          <w:sz w:val="24"/>
+          <w:szCs w:val="24"/>
+        </w:rPr>
+      </w:pPr>
+      <w:r>
+        <w:rPr>
+          <w:rFonts w:ascii="宋体" w:eastAsia="宋体" w:hAnsi="宋体" w:hint="eastAsia"/>
+          <w:sz w:val="24"/>
+          <w:szCs w:val="24"/>
+        </w:rPr>
+        <w:t>TLS（传输</w:t>
+      </w:r>
+      <w:proofErr w:type="gramStart"/>
+      <w:r>
+        <w:rPr>
+          <w:rFonts w:ascii="宋体" w:eastAsia="宋体" w:hAnsi="宋体" w:hint="eastAsia"/>
+          <w:sz w:val="24"/>
+          <w:szCs w:val="24"/>
+        </w:rPr>
+        <w:t>层安全</w:t>
+      </w:r>
+      <w:proofErr w:type="gramEnd"/>
+      <w:r>
+        <w:rPr>
+          <w:rFonts w:ascii="宋体" w:eastAsia="宋体" w:hAnsi="宋体" w:hint="eastAsia"/>
+          <w:sz w:val="24"/>
+          <w:szCs w:val="24"/>
+        </w:rPr>
+        <w:t>协议）保护的通信过程是一种加密通信方式，旨在确保数据在传输过程中的安全性和完整性。TLS保护通信的主要步骤为：</w:t>
       </w:r>
     </w:p>
     <w:p>
@@ -849,7 +880,7 @@
         <w:spacing w:line="360" w:lineRule="auto"/>
         <w:ind w:firstLineChars="0"/>
         <w:rPr>
-          <w:rFonts w:ascii="宋体" w:eastAsia="宋体" w:hAnsi="宋体"/>
+          <w:rFonts w:ascii="宋体" w:eastAsia="宋体" w:hAnsi="宋体" w:hint="eastAsia"/>
           <w:sz w:val="24"/>
           <w:szCs w:val="24"/>
         </w:rPr>
@@ -873,7 +904,7 @@
         <w:spacing w:line="360" w:lineRule="auto"/>
         <w:ind w:firstLineChars="0"/>
         <w:rPr>
-          <w:rFonts w:ascii="宋体" w:eastAsia="宋体" w:hAnsi="宋体"/>
+          <w:rFonts w:ascii="宋体" w:eastAsia="宋体" w:hAnsi="宋体" w:hint="eastAsia"/>
           <w:sz w:val="24"/>
           <w:szCs w:val="24"/>
         </w:rPr>
@@ -897,18 +928,36 @@
         <w:spacing w:line="360" w:lineRule="auto"/>
         <w:ind w:firstLineChars="0"/>
         <w:rPr>
-          <w:rFonts w:ascii="宋体" w:eastAsia="宋体" w:hAnsi="宋体"/>
-          <w:sz w:val="24"/>
-          <w:szCs w:val="24"/>
-        </w:rPr>
-      </w:pPr>
-      <w:r>
-        <w:rPr>
-          <w:rFonts w:ascii="宋体" w:eastAsia="宋体" w:hAnsi="宋体"/>
-          <w:sz w:val="24"/>
-          <w:szCs w:val="24"/>
-        </w:rPr>
-        <w:t>服务器证书发送：服务器向客户端发送其数字证书，证书中包含服务器的公钥和身份信息。</w:t>
+          <w:rFonts w:ascii="宋体" w:eastAsia="宋体" w:hAnsi="宋体" w:hint="eastAsia"/>
+          <w:sz w:val="24"/>
+          <w:szCs w:val="24"/>
+        </w:rPr>
+      </w:pPr>
+      <w:r>
+        <w:rPr>
+          <w:rFonts w:ascii="宋体" w:eastAsia="宋体" w:hAnsi="宋体"/>
+          <w:sz w:val="24"/>
+          <w:szCs w:val="24"/>
+        </w:rPr>
+        <w:t>服务器证书发送：服务器向客户端发送其数字证书，证书中包含服务器的公</w:t>
+      </w:r>
+      <w:proofErr w:type="gramStart"/>
+      <w:r>
+        <w:rPr>
+          <w:rFonts w:ascii="宋体" w:eastAsia="宋体" w:hAnsi="宋体"/>
+          <w:sz w:val="24"/>
+          <w:szCs w:val="24"/>
+        </w:rPr>
+        <w:t>钥</w:t>
+      </w:r>
+      <w:proofErr w:type="gramEnd"/>
+      <w:r>
+        <w:rPr>
+          <w:rFonts w:ascii="宋体" w:eastAsia="宋体" w:hAnsi="宋体"/>
+          <w:sz w:val="24"/>
+          <w:szCs w:val="24"/>
+        </w:rPr>
+        <w:t>和身份信息。</w:t>
       </w:r>
     </w:p>
     <w:p>
@@ -921,7 +970,7 @@
         <w:spacing w:line="360" w:lineRule="auto"/>
         <w:ind w:firstLineChars="0"/>
         <w:rPr>
-          <w:rFonts w:ascii="宋体" w:eastAsia="宋体" w:hAnsi="宋体"/>
+          <w:rFonts w:ascii="宋体" w:eastAsia="宋体" w:hAnsi="宋体" w:hint="eastAsia"/>
           <w:sz w:val="24"/>
           <w:szCs w:val="24"/>
         </w:rPr>
@@ -945,18 +994,54 @@
         <w:spacing w:line="360" w:lineRule="auto"/>
         <w:ind w:firstLineChars="0"/>
         <w:rPr>
-          <w:rFonts w:ascii="宋体" w:eastAsia="宋体" w:hAnsi="宋体"/>
-          <w:sz w:val="24"/>
-          <w:szCs w:val="24"/>
-        </w:rPr>
-      </w:pPr>
-      <w:r>
-        <w:rPr>
-          <w:rFonts w:ascii="宋体" w:eastAsia="宋体" w:hAnsi="宋体"/>
-          <w:sz w:val="24"/>
-          <w:szCs w:val="24"/>
-        </w:rPr>
-        <w:t>密钥交换：客户端生成一个预主密钥（Pre-Master Secret），用服务器的公钥加密后发送给服务器。服务器使用私钥解密，得到预主密钥。</w:t>
+          <w:rFonts w:ascii="宋体" w:eastAsia="宋体" w:hAnsi="宋体" w:hint="eastAsia"/>
+          <w:sz w:val="24"/>
+          <w:szCs w:val="24"/>
+        </w:rPr>
+      </w:pPr>
+      <w:r>
+        <w:rPr>
+          <w:rFonts w:ascii="宋体" w:eastAsia="宋体" w:hAnsi="宋体"/>
+          <w:sz w:val="24"/>
+          <w:szCs w:val="24"/>
+        </w:rPr>
+        <w:t>密钥交换：客户端生成一个预主密钥（Pre-Master Secret），用服务器的公</w:t>
+      </w:r>
+      <w:proofErr w:type="gramStart"/>
+      <w:r>
+        <w:rPr>
+          <w:rFonts w:ascii="宋体" w:eastAsia="宋体" w:hAnsi="宋体"/>
+          <w:sz w:val="24"/>
+          <w:szCs w:val="24"/>
+        </w:rPr>
+        <w:t>钥</w:t>
+      </w:r>
+      <w:proofErr w:type="gramEnd"/>
+      <w:r>
+        <w:rPr>
+          <w:rFonts w:ascii="宋体" w:eastAsia="宋体" w:hAnsi="宋体"/>
+          <w:sz w:val="24"/>
+          <w:szCs w:val="24"/>
+        </w:rPr>
+        <w:t>加密后发送给服务器。服务器使用私</w:t>
+      </w:r>
+      <w:proofErr w:type="gramStart"/>
+      <w:r>
+        <w:rPr>
+          <w:rFonts w:ascii="宋体" w:eastAsia="宋体" w:hAnsi="宋体"/>
+          <w:sz w:val="24"/>
+          <w:szCs w:val="24"/>
+        </w:rPr>
+        <w:t>钥</w:t>
+      </w:r>
+      <w:proofErr w:type="gramEnd"/>
+      <w:r>
+        <w:rPr>
+          <w:rFonts w:ascii="宋体" w:eastAsia="宋体" w:hAnsi="宋体"/>
+          <w:sz w:val="24"/>
+          <w:szCs w:val="24"/>
+        </w:rPr>
+        <w:t>解密，得到预主密钥。</w:t>
       </w:r>
     </w:p>
     <w:p>
@@ -969,7 +1054,7 @@
         <w:spacing w:line="360" w:lineRule="auto"/>
         <w:ind w:firstLineChars="0"/>
         <w:rPr>
-          <w:rFonts w:ascii="宋体" w:eastAsia="宋体" w:hAnsi="宋体"/>
+          <w:rFonts w:ascii="宋体" w:eastAsia="宋体" w:hAnsi="宋体" w:hint="eastAsia"/>
           <w:sz w:val="24"/>
           <w:szCs w:val="24"/>
         </w:rPr>
@@ -993,7 +1078,7 @@
         <w:spacing w:line="360" w:lineRule="auto"/>
         <w:ind w:firstLineChars="0"/>
         <w:rPr>
-          <w:rFonts w:ascii="宋体" w:eastAsia="宋体" w:hAnsi="宋体"/>
+          <w:rFonts w:ascii="宋体" w:eastAsia="宋体" w:hAnsi="宋体" w:hint="eastAsia"/>
           <w:sz w:val="24"/>
           <w:szCs w:val="24"/>
         </w:rPr>
@@ -1077,7 +1162,7 @@
         <w:spacing w:line="360" w:lineRule="auto"/>
         <w:ind w:left="840" w:firstLine="420"/>
         <w:rPr>
-          <w:rFonts w:ascii="宋体" w:eastAsia="宋体" w:hAnsi="宋体"/>
+          <w:rFonts w:ascii="宋体" w:eastAsia="宋体" w:hAnsi="宋体" w:hint="eastAsia"/>
           <w:sz w:val="24"/>
           <w:szCs w:val="24"/>
         </w:rPr>
@@ -1096,14 +1181,15 @@
         <w:spacing w:line="360" w:lineRule="auto"/>
         <w:ind w:firstLineChars="300" w:firstLine="720"/>
         <w:rPr>
-          <w:rFonts w:ascii="宋体" w:eastAsia="宋体" w:hAnsi="宋体"/>
-          <w:sz w:val="24"/>
-          <w:szCs w:val="24"/>
-        </w:rPr>
-      </w:pPr>
-      <w:r>
-        <w:rPr>
-          <w:rFonts w:ascii="宋体" w:eastAsia="宋体" w:hAnsi="宋体"/>
+          <w:rFonts w:ascii="宋体" w:eastAsia="宋体" w:hAnsi="宋体" w:hint="eastAsia"/>
+          <w:sz w:val="24"/>
+          <w:szCs w:val="24"/>
+        </w:rPr>
+      </w:pPr>
+      <w:r>
+        <w:rPr>
+          <w:rFonts w:ascii="宋体" w:eastAsia="宋体" w:hAnsi="宋体"/>
+          <w:noProof/>
           <w:sz w:val="24"/>
           <w:szCs w:val="24"/>
         </w:rPr>
@@ -1192,7 +1278,7 @@
         <w:spacing w:line="360" w:lineRule="auto"/>
         <w:ind w:left="420" w:firstLine="420"/>
         <w:rPr>
-          <w:rFonts w:ascii="宋体" w:eastAsia="宋体" w:hAnsi="宋体"/>
+          <w:rFonts w:ascii="宋体" w:eastAsia="宋体" w:hAnsi="宋体" w:hint="eastAsia"/>
           <w:sz w:val="24"/>
           <w:szCs w:val="24"/>
         </w:rPr>
@@ -1339,7 +1425,25 @@
           <w:sz w:val="24"/>
           <w:szCs w:val="24"/>
         </w:rPr>
-        <w:t>客户端与攻击者之间建立加密通信，攻击者使用伪造证书的私钥解密客户端的请求。攻击者再将请求转发到真实的目标服务器，并获取响应。</w:t>
+        <w:t>客户端与攻击者之间建立加密通信，攻击者使用伪造证书的私</w:t>
+      </w:r>
+      <w:proofErr w:type="gramStart"/>
+      <w:r>
+        <w:rPr>
+          <w:rFonts w:ascii="宋体" w:eastAsia="宋体" w:hAnsi="宋体" w:hint="eastAsia"/>
+          <w:sz w:val="24"/>
+          <w:szCs w:val="24"/>
+        </w:rPr>
+        <w:t>钥</w:t>
+      </w:r>
+      <w:proofErr w:type="gramEnd"/>
+      <w:r>
+        <w:rPr>
+          <w:rFonts w:ascii="宋体" w:eastAsia="宋体" w:hAnsi="宋体" w:hint="eastAsia"/>
+          <w:sz w:val="24"/>
+          <w:szCs w:val="24"/>
+        </w:rPr>
+        <w:t>解密客户端的请求。攻击者再将请求转发到真实的目标服务器，并获取响应。</w:t>
       </w:r>
     </w:p>
     <w:p>
@@ -1381,7 +1485,7 @@
         <w:spacing w:line="360" w:lineRule="auto"/>
         <w:ind w:left="420" w:firstLine="420"/>
         <w:rPr>
-          <w:rFonts w:ascii="宋体" w:eastAsia="宋体" w:hAnsi="宋体"/>
+          <w:rFonts w:ascii="宋体" w:eastAsia="宋体" w:hAnsi="宋体" w:hint="eastAsia"/>
           <w:sz w:val="24"/>
           <w:szCs w:val="24"/>
         </w:rPr>
@@ -1400,14 +1504,15 @@
         <w:spacing w:line="360" w:lineRule="auto"/>
         <w:ind w:firstLineChars="400" w:firstLine="960"/>
         <w:rPr>
-          <w:rFonts w:ascii="宋体" w:eastAsia="宋体" w:hAnsi="宋体"/>
-          <w:sz w:val="24"/>
-          <w:szCs w:val="24"/>
-        </w:rPr>
-      </w:pPr>
-      <w:r>
-        <w:rPr>
-          <w:rFonts w:ascii="宋体" w:eastAsia="宋体" w:hAnsi="宋体"/>
+          <w:rFonts w:ascii="宋体" w:eastAsia="宋体" w:hAnsi="宋体" w:hint="eastAsia"/>
+          <w:sz w:val="24"/>
+          <w:szCs w:val="24"/>
+        </w:rPr>
+      </w:pPr>
+      <w:r>
+        <w:rPr>
+          <w:rFonts w:ascii="宋体" w:eastAsia="宋体" w:hAnsi="宋体"/>
+          <w:noProof/>
           <w:sz w:val="24"/>
           <w:szCs w:val="24"/>
         </w:rPr>
@@ -1477,7 +1582,7 @@
         <w:spacing w:line="360" w:lineRule="auto"/>
         <w:ind w:left="420" w:firstLine="420"/>
         <w:rPr>
-          <w:rFonts w:ascii="宋体" w:eastAsia="宋体" w:hAnsi="宋体"/>
+          <w:rFonts w:ascii="宋体" w:eastAsia="宋体" w:hAnsi="宋体" w:hint="eastAsia"/>
           <w:sz w:val="24"/>
           <w:szCs w:val="24"/>
         </w:rPr>
@@ -1575,80 +1680,26 @@
           <w:sz w:val="24"/>
           <w:szCs w:val="24"/>
         </w:rPr>
-        <w:t>Kali Linux操作系统(虚拟机) + Windows11操作系统</w:t>
-      </w:r>
-    </w:p>
-    <w:p>
-      <w:pPr>
-        <w:pStyle w:val="ab"/>
-        <w:numPr>
-          <w:ilvl w:val="0"/>
-          <w:numId w:val="8"/>
-        </w:numPr>
-        <w:spacing w:line="360" w:lineRule="auto"/>
-        <w:ind w:firstLineChars="0"/>
-        <w:rPr>
-          <w:rFonts w:ascii="宋体" w:eastAsia="宋体" w:hAnsi="宋体" w:hint="eastAsia"/>
-          <w:sz w:val="24"/>
-          <w:szCs w:val="24"/>
-        </w:rPr>
-      </w:pPr>
-      <w:r>
-        <w:rPr>
-          <w:rFonts w:ascii="宋体" w:eastAsia="宋体" w:hAnsi="宋体" w:hint="eastAsia"/>
-          <w:sz w:val="24"/>
-          <w:szCs w:val="24"/>
-        </w:rPr>
-        <w:t>Wireshark</w:t>
-      </w:r>
-    </w:p>
-    <w:p>
-      <w:pPr>
-        <w:pStyle w:val="ab"/>
-        <w:numPr>
-          <w:ilvl w:val="0"/>
-          <w:numId w:val="8"/>
-        </w:numPr>
-        <w:spacing w:line="360" w:lineRule="auto"/>
-        <w:ind w:firstLineChars="0"/>
-        <w:rPr>
-          <w:rFonts w:ascii="宋体" w:eastAsia="宋体" w:hAnsi="宋体" w:hint="eastAsia"/>
-          <w:sz w:val="24"/>
-          <w:szCs w:val="24"/>
-        </w:rPr>
-      </w:pPr>
-      <w:r>
-        <w:rPr>
-          <w:rFonts w:ascii="宋体" w:eastAsia="宋体" w:hAnsi="宋体" w:hint="eastAsia"/>
-          <w:sz w:val="24"/>
-          <w:szCs w:val="24"/>
-        </w:rPr>
-        <w:t>Microsoft Network Monitor</w:t>
-      </w:r>
-    </w:p>
-    <w:p>
-      <w:pPr>
-        <w:pStyle w:val="ab"/>
-        <w:numPr>
-          <w:ilvl w:val="0"/>
-          <w:numId w:val="8"/>
-        </w:numPr>
-        <w:spacing w:line="360" w:lineRule="auto"/>
-        <w:ind w:firstLineChars="0"/>
-        <w:rPr>
-          <w:rFonts w:ascii="宋体" w:eastAsia="宋体" w:hAnsi="宋体" w:hint="eastAsia"/>
-          <w:sz w:val="24"/>
-          <w:szCs w:val="24"/>
-        </w:rPr>
-      </w:pPr>
-      <w:r>
-        <w:rPr>
-          <w:rFonts w:ascii="宋体" w:eastAsia="宋体" w:hAnsi="宋体" w:hint="eastAsia"/>
-          <w:sz w:val="24"/>
-          <w:szCs w:val="24"/>
-        </w:rPr>
-        <w:t>Hashcat</w:t>
-      </w:r>
+        <w:t>Windows11操作系统</w:t>
+      </w:r>
+      <w:r>
+        <w:rPr>
+          <w:rFonts w:ascii="宋体" w:eastAsia="宋体" w:hAnsi="宋体" w:hint="eastAsia"/>
+          <w:sz w:val="24"/>
+          <w:szCs w:val="24"/>
+        </w:rPr>
+        <w:t xml:space="preserve"> + </w:t>
+      </w:r>
+      <w:proofErr w:type="spellStart"/>
+      <w:r>
+        <w:rPr>
+          <w:rFonts w:ascii="宋体" w:eastAsia="宋体" w:hAnsi="宋体" w:hint="eastAsia"/>
+          <w:sz w:val="24"/>
+          <w:szCs w:val="24"/>
+        </w:rPr>
+        <w:t>BurpSuite</w:t>
+      </w:r>
+      <w:proofErr w:type="spellEnd"/>
     </w:p>
     <w:p>
       <w:pPr>
@@ -1729,7 +1780,17 @@
           <w:sz w:val="28"/>
           <w:szCs w:val="28"/>
         </w:rPr>
-        <w:t>环境配置及数据包捕获</w:t>
+        <w:t>证书安装</w:t>
+      </w:r>
+      <w:r>
+        <w:rPr>
+          <w:rFonts w:ascii="宋体" w:eastAsia="宋体" w:hAnsi="宋体" w:hint="eastAsia"/>
+          <w:b/>
+          <w:bCs/>
+          <w:sz w:val="28"/>
+          <w:szCs w:val="28"/>
+        </w:rPr>
+        <w:t>和热点连接</w:t>
       </w:r>
     </w:p>
     <w:p>
@@ -1748,31 +1809,48 @@
           <w:sz w:val="24"/>
           <w:szCs w:val="24"/>
         </w:rPr>
-        <w:t>本次实验中需要使用Wireshark和Microsoft Network Monitor，首先下载并安装这些工具，然后打开Microsoft Network Monitor，点击开始捕获。随后连接手机热点，连接成功后点击停止，此时搜索eapol应该能看到四次握手的数据包，这样就成功捕获数据包。</w:t>
-      </w:r>
-    </w:p>
-    <w:p>
-      <w:pPr>
-        <w:spacing w:line="360" w:lineRule="auto"/>
-        <w:rPr>
-          <w:rFonts w:ascii="宋体" w:eastAsia="宋体" w:hAnsi="宋体" w:hint="eastAsia"/>
-          <w:sz w:val="24"/>
-          <w:szCs w:val="24"/>
-        </w:rPr>
-      </w:pPr>
-      <w:r>
-        <w:rPr>
-          <w:rFonts w:ascii="宋体" w:eastAsia="宋体" w:hAnsi="宋体"/>
+        <w:t>首先打开</w:t>
+      </w:r>
+      <w:proofErr w:type="spellStart"/>
+      <w:r>
+        <w:rPr>
+          <w:rFonts w:ascii="宋体" w:eastAsia="宋体" w:hAnsi="宋体" w:hint="eastAsia"/>
+          <w:sz w:val="24"/>
+          <w:szCs w:val="24"/>
+        </w:rPr>
+        <w:t>BurpSuite</w:t>
+      </w:r>
+      <w:proofErr w:type="spellEnd"/>
+      <w:r>
+        <w:rPr>
+          <w:rFonts w:ascii="宋体" w:eastAsia="宋体" w:hAnsi="宋体" w:hint="eastAsia"/>
+          <w:sz w:val="24"/>
+          <w:szCs w:val="24"/>
+        </w:rPr>
+        <w:t>-&gt;Proxy，然后进入设置，将当前监听的127.0.0.1证书导出，并发送到手机上。</w:t>
+      </w:r>
+    </w:p>
+    <w:p>
+      <w:pPr>
+        <w:spacing w:line="360" w:lineRule="auto"/>
+        <w:rPr>
+          <w:rFonts w:ascii="宋体" w:eastAsia="宋体" w:hAnsi="宋体"/>
+          <w:sz w:val="24"/>
+          <w:szCs w:val="24"/>
+        </w:rPr>
+      </w:pPr>
+      <w:r>
+        <w:rPr>
+          <w:rFonts w:ascii="宋体" w:eastAsia="宋体" w:hAnsi="宋体" w:hint="eastAsia"/>
           <w:noProof/>
           <w:sz w:val="24"/>
           <w:szCs w:val="24"/>
         </w:rPr>
-        <w:lastRenderedPageBreak/>
         <w:drawing>
-          <wp:inline distT="0" distB="0" distL="0" distR="0" wp14:anchorId="4806CC2F" wp14:editId="45373AFB">
-            <wp:extent cx="5269230" cy="3091815"/>
-            <wp:effectExtent l="0" t="0" r="7620" b="0"/>
-            <wp:docPr id="300494575" name="图片 2"/>
+          <wp:inline distT="0" distB="0" distL="0" distR="0" wp14:anchorId="254B53E7" wp14:editId="1BABA330">
+            <wp:extent cx="5261610" cy="3217545"/>
+            <wp:effectExtent l="0" t="0" r="0" b="1905"/>
+            <wp:docPr id="848941370" name="图片 1"/>
             <wp:cNvGraphicFramePr>
               <a:graphicFrameLocks xmlns:a="http://schemas.openxmlformats.org/drawingml/2006/main" noChangeAspect="1"/>
             </wp:cNvGraphicFramePr>
@@ -1780,7 +1858,7 @@
               <a:graphicData uri="http://schemas.openxmlformats.org/drawingml/2006/picture">
                 <pic:pic xmlns:pic="http://schemas.openxmlformats.org/drawingml/2006/picture">
                   <pic:nvPicPr>
-                    <pic:cNvPr id="300494575" name="图片 2"/>
+                    <pic:cNvPr id="0" name="Picture 1"/>
                     <pic:cNvPicPr>
                       <a:picLocks noChangeAspect="1" noChangeArrowheads="1"/>
                     </pic:cNvPicPr>
@@ -1798,10 +1876,10 @@
                       <a:fillRect/>
                     </a:stretch>
                   </pic:blipFill>
-                  <pic:spPr>
+                  <pic:spPr bwMode="auto">
                     <a:xfrm>
                       <a:off x="0" y="0"/>
-                      <a:ext cx="5269230" cy="3091815"/>
+                      <a:ext cx="5261610" cy="3217545"/>
                     </a:xfrm>
                     <a:prstGeom prst="rect">
                       <a:avLst/>
@@ -1817,66 +1895,92 @@
           </wp:inline>
         </w:drawing>
       </w:r>
-      <w:r>
-        <w:rPr>
-          <w:rFonts w:ascii="宋体" w:eastAsia="宋体" w:hAnsi="宋体" w:hint="eastAsia"/>
-          <w:sz w:val="24"/>
-          <w:szCs w:val="24"/>
-        </w:rPr>
-        <w:t xml:space="preserve"> </w:t>
-      </w:r>
-    </w:p>
-    <w:p>
-      <w:pPr>
-        <w:ind w:left="420" w:firstLine="420"/>
-        <w:rPr>
-          <w:rFonts w:ascii="宋体" w:eastAsia="宋体" w:hAnsi="宋体" w:hint="eastAsia"/>
-          <w:b/>
-          <w:bCs/>
-          <w:sz w:val="28"/>
-          <w:szCs w:val="28"/>
-        </w:rPr>
-      </w:pPr>
-      <w:bookmarkStart w:id="3" w:name="OLE_LINK11"/>
-      <w:r>
-        <w:rPr>
-          <w:rFonts w:ascii="宋体" w:eastAsia="宋体" w:hAnsi="宋体" w:hint="eastAsia"/>
-          <w:b/>
-          <w:bCs/>
-          <w:sz w:val="28"/>
-          <w:szCs w:val="28"/>
-        </w:rPr>
-        <w:t>2、 四次握手分析</w:t>
-      </w:r>
     </w:p>
     <w:p>
       <w:pPr>
         <w:spacing w:line="360" w:lineRule="auto"/>
         <w:ind w:left="840" w:firstLine="420"/>
         <w:rPr>
-          <w:rFonts w:ascii="宋体" w:eastAsia="宋体" w:hAnsi="宋体" w:hint="eastAsia"/>
-          <w:sz w:val="24"/>
-          <w:szCs w:val="24"/>
-        </w:rPr>
-      </w:pPr>
-      <w:r>
-        <w:rPr>
-          <w:rFonts w:ascii="宋体" w:eastAsia="宋体" w:hAnsi="宋体" w:hint="eastAsia"/>
-          <w:sz w:val="24"/>
-          <w:szCs w:val="24"/>
-        </w:rPr>
-        <w:t>使用wireshark打开已经保存的数据包捕获文件，并设置eapol过滤器，如下所示：</w:t>
-      </w:r>
-    </w:p>
-    <w:p>
-      <w:pPr>
-        <w:spacing w:line="360" w:lineRule="auto"/>
-        <w:rPr>
-          <w:rFonts w:ascii="宋体" w:eastAsia="宋体" w:hAnsi="宋体" w:hint="eastAsia"/>
-          <w:sz w:val="24"/>
-          <w:szCs w:val="24"/>
-        </w:rPr>
-      </w:pPr>
+          <w:rFonts w:ascii="宋体" w:eastAsia="宋体" w:hAnsi="宋体"/>
+          <w:sz w:val="24"/>
+          <w:szCs w:val="24"/>
+        </w:rPr>
+      </w:pPr>
+      <w:r>
+        <w:rPr>
+          <w:rFonts w:ascii="宋体" w:eastAsia="宋体" w:hAnsi="宋体" w:hint="eastAsia"/>
+          <w:sz w:val="24"/>
+          <w:szCs w:val="24"/>
+        </w:rPr>
+        <w:t>接下来需要开启手机的开发者模式，在网上搜索后发现在关于手机页面点击</w:t>
+      </w:r>
+      <w:r>
+        <w:rPr>
+          <w:rFonts w:ascii="宋体" w:eastAsia="宋体" w:hAnsi="宋体" w:hint="eastAsia"/>
+          <w:sz w:val="24"/>
+          <w:szCs w:val="24"/>
+        </w:rPr>
+        <w:t>HarmonyOS版本号</w:t>
+      </w:r>
+      <w:r>
+        <w:rPr>
+          <w:rFonts w:ascii="宋体" w:eastAsia="宋体" w:hAnsi="宋体" w:hint="eastAsia"/>
+          <w:sz w:val="24"/>
+          <w:szCs w:val="24"/>
+        </w:rPr>
+        <w:t>7次即可开启。</w:t>
+      </w:r>
+      <w:r>
+        <w:rPr>
+          <w:rFonts w:ascii="宋体" w:eastAsia="宋体" w:hAnsi="宋体" w:hint="eastAsia"/>
+          <w:sz w:val="24"/>
+          <w:szCs w:val="24"/>
+        </w:rPr>
+        <w:t>然后需要在安全-&gt;更多安全</w:t>
+      </w:r>
+      <w:r>
+        <w:rPr>
+          <w:rFonts w:ascii="宋体" w:eastAsia="宋体" w:hAnsi="宋体" w:hint="eastAsia"/>
+          <w:sz w:val="24"/>
+          <w:szCs w:val="24"/>
+        </w:rPr>
+        <w:lastRenderedPageBreak/>
+        <w:t>设置-&gt;加密和凭据中选择从存储中安装，之后在受信任的凭据-&gt;用户中查看，发现有新的证书，这个就是刚刚安装的证书。</w:t>
+      </w:r>
+    </w:p>
+    <w:p>
+      <w:pPr>
+        <w:spacing w:line="360" w:lineRule="auto"/>
+        <w:rPr>
+          <w:rFonts w:ascii="宋体" w:eastAsia="宋体" w:hAnsi="宋体"/>
+          <w:sz w:val="24"/>
+          <w:szCs w:val="24"/>
+        </w:rPr>
+      </w:pPr>
+      <w:r>
+        <w:rPr>
+          <w:rFonts w:ascii="宋体" w:eastAsia="宋体" w:hAnsi="宋体"/>
+          <w:sz w:val="24"/>
+          <w:szCs w:val="24"/>
+        </w:rPr>
+        <w:tab/>
+      </w:r>
+      <w:r>
+        <w:rPr>
+          <w:rFonts w:ascii="宋体" w:eastAsia="宋体" w:hAnsi="宋体"/>
+          <w:sz w:val="24"/>
+          <w:szCs w:val="24"/>
+        </w:rPr>
+        <w:tab/>
+      </w:r>
+      <w:r>
+        <w:rPr>
+          <w:rFonts w:ascii="宋体" w:eastAsia="宋体" w:hAnsi="宋体"/>
+          <w:sz w:val="24"/>
+          <w:szCs w:val="24"/>
+        </w:rPr>
+        <w:tab/>
+      </w:r>
       <w:r>
         <w:rPr>
           <w:rFonts w:ascii="宋体" w:eastAsia="宋体" w:hAnsi="宋体"/>
@@ -1885,10 +1989,10 @@
           <w:szCs w:val="24"/>
         </w:rPr>
         <w:drawing>
-          <wp:inline distT="0" distB="0" distL="0" distR="0" wp14:anchorId="2D16CCF4" wp14:editId="5EC1843B">
-            <wp:extent cx="5264785" cy="2186305"/>
-            <wp:effectExtent l="0" t="0" r="0" b="4445"/>
-            <wp:docPr id="1491890620" name="图片 3"/>
+          <wp:inline distT="0" distB="0" distL="0" distR="0" wp14:anchorId="55F3D6F9" wp14:editId="64B1FFB5">
+            <wp:extent cx="2801878" cy="6161484"/>
+            <wp:effectExtent l="0" t="0" r="0" b="0"/>
+            <wp:docPr id="147878759" name="图片 3"/>
             <wp:cNvGraphicFramePr>
               <a:graphicFrameLocks xmlns:a="http://schemas.openxmlformats.org/drawingml/2006/main" noChangeAspect="1"/>
             </wp:cNvGraphicFramePr>
@@ -1896,7 +2000,7 @@
               <a:graphicData uri="http://schemas.openxmlformats.org/drawingml/2006/picture">
                 <pic:pic xmlns:pic="http://schemas.openxmlformats.org/drawingml/2006/picture">
                   <pic:nvPicPr>
-                    <pic:cNvPr id="1491890620" name="图片 3"/>
+                    <pic:cNvPr id="0" name="Picture 3"/>
                     <pic:cNvPicPr>
                       <a:picLocks noChangeAspect="1" noChangeArrowheads="1"/>
                     </pic:cNvPicPr>
@@ -1914,10 +2018,10 @@
                       <a:fillRect/>
                     </a:stretch>
                   </pic:blipFill>
-                  <pic:spPr>
+                  <pic:spPr bwMode="auto">
                     <a:xfrm>
                       <a:off x="0" y="0"/>
-                      <a:ext cx="5264785" cy="2186305"/>
+                      <a:ext cx="2812690" cy="6185260"/>
                     </a:xfrm>
                     <a:prstGeom prst="rect">
                       <a:avLst/>
@@ -1937,66 +2041,72 @@
     <w:p>
       <w:pPr>
         <w:spacing w:line="360" w:lineRule="auto"/>
-        <w:ind w:leftChars="400" w:left="840"/>
-        <w:rPr>
-          <w:rFonts w:ascii="宋体" w:eastAsia="宋体" w:hAnsi="宋体" w:hint="eastAsia"/>
-          <w:sz w:val="24"/>
-          <w:szCs w:val="24"/>
-        </w:rPr>
-      </w:pPr>
-      <w:bookmarkStart w:id="4" w:name="OLE_LINK17"/>
-      <w:bookmarkEnd w:id="3"/>
-      <w:r>
-        <w:rPr>
-          <w:rFonts w:ascii="宋体" w:eastAsia="宋体" w:hAnsi="宋体" w:hint="eastAsia"/>
-          <w:sz w:val="24"/>
-          <w:szCs w:val="24"/>
-        </w:rPr>
-        <w:t xml:space="preserve">（1） AP向客户端 </w:t>
-      </w:r>
-    </w:p>
-    <w:bookmarkEnd w:id="4"/>
-    <w:p>
-      <w:pPr>
-        <w:spacing w:line="360" w:lineRule="auto"/>
-        <w:ind w:leftChars="400" w:left="840" w:firstLine="420"/>
-        <w:rPr>
-          <w:rFonts w:ascii="宋体" w:eastAsia="宋体" w:hAnsi="宋体" w:hint="eastAsia"/>
-          <w:sz w:val="24"/>
-          <w:szCs w:val="24"/>
-        </w:rPr>
-      </w:pPr>
-      <w:r>
-        <w:rPr>
-          <w:rFonts w:ascii="宋体" w:eastAsia="宋体" w:hAnsi="宋体" w:hint="eastAsia"/>
-          <w:sz w:val="24"/>
-          <w:szCs w:val="24"/>
-        </w:rPr>
-        <w:t>通过查看数据包信息可以发现，第一次握手中ACK标志被设置为1，表示需要客户端确认；Replay Counter被设置为1，表示这是第一次握手；Nonce是随机生成的，MIC为0，这是为了让客户端计算自己的PTK。</w:t>
-      </w:r>
-    </w:p>
-    <w:p>
-      <w:pPr>
-        <w:spacing w:line="360" w:lineRule="auto"/>
-        <w:rPr>
-          <w:rFonts w:ascii="宋体" w:eastAsia="宋体" w:hAnsi="宋体" w:hint="eastAsia"/>
-          <w:sz w:val="24"/>
-          <w:szCs w:val="24"/>
-        </w:rPr>
-      </w:pPr>
-      <w:r>
-        <w:rPr>
-          <w:rFonts w:ascii="宋体" w:eastAsia="宋体" w:hAnsi="宋体" w:hint="eastAsia"/>
+        <w:ind w:left="840" w:firstLine="420"/>
+        <w:rPr>
+          <w:rFonts w:ascii="宋体" w:eastAsia="宋体" w:hAnsi="宋体" w:hint="eastAsia"/>
+          <w:sz w:val="24"/>
+          <w:szCs w:val="24"/>
+        </w:rPr>
+      </w:pPr>
+      <w:r>
+        <w:rPr>
+          <w:rFonts w:ascii="宋体" w:eastAsia="宋体" w:hAnsi="宋体" w:hint="eastAsia"/>
+          <w:sz w:val="24"/>
+          <w:szCs w:val="24"/>
+        </w:rPr>
+        <w:t>下面需要打开电脑热点并连接，之后在连接的</w:t>
+      </w:r>
+      <w:proofErr w:type="spellStart"/>
+      <w:r>
+        <w:rPr>
+          <w:rFonts w:ascii="宋体" w:eastAsia="宋体" w:hAnsi="宋体" w:hint="eastAsia"/>
+          <w:sz w:val="24"/>
+          <w:szCs w:val="24"/>
+        </w:rPr>
+        <w:t>wifi</w:t>
+      </w:r>
+      <w:proofErr w:type="spellEnd"/>
+      <w:r>
+        <w:rPr>
+          <w:rFonts w:ascii="宋体" w:eastAsia="宋体" w:hAnsi="宋体" w:hint="eastAsia"/>
+          <w:sz w:val="24"/>
+          <w:szCs w:val="24"/>
+        </w:rPr>
+        <w:t>中将代理设置为手动，</w:t>
+      </w:r>
+      <w:r>
+        <w:rPr>
+          <w:rFonts w:ascii="宋体" w:eastAsia="宋体" w:hAnsi="宋体" w:hint="eastAsia"/>
+          <w:sz w:val="24"/>
+          <w:szCs w:val="24"/>
+        </w:rPr>
+        <w:t>服务器主机名设置为192.168.137.1，端口为8080。</w:t>
+      </w:r>
+    </w:p>
+    <w:p>
+      <w:pPr>
+        <w:spacing w:line="360" w:lineRule="auto"/>
+        <w:ind w:firstLineChars="500" w:firstLine="1200"/>
+        <w:rPr>
+          <w:rFonts w:ascii="宋体" w:eastAsia="宋体" w:hAnsi="宋体"/>
+          <w:sz w:val="24"/>
+          <w:szCs w:val="24"/>
+        </w:rPr>
+      </w:pPr>
+      <w:bookmarkStart w:id="3" w:name="OLE_LINK11"/>
+      <w:r>
+        <w:rPr>
+          <w:rFonts w:ascii="宋体" w:eastAsia="宋体" w:hAnsi="宋体"/>
           <w:noProof/>
           <w:sz w:val="24"/>
           <w:szCs w:val="24"/>
         </w:rPr>
         <w:lastRenderedPageBreak/>
         <w:drawing>
-          <wp:inline distT="0" distB="0" distL="0" distR="0" wp14:anchorId="40FAB23C" wp14:editId="2CE0C01F">
-            <wp:extent cx="5269230" cy="2371725"/>
-            <wp:effectExtent l="0" t="0" r="7620" b="9525"/>
-            <wp:docPr id="733542135" name="图片 4"/>
+          <wp:inline distT="0" distB="0" distL="0" distR="0" wp14:anchorId="4C439675" wp14:editId="5E224B5C">
+            <wp:extent cx="2704082" cy="4807946"/>
+            <wp:effectExtent l="0" t="0" r="1270" b="0"/>
+            <wp:docPr id="1782029850" name="图片 4"/>
             <wp:cNvGraphicFramePr>
               <a:graphicFrameLocks xmlns:a="http://schemas.openxmlformats.org/drawingml/2006/main" noChangeAspect="1"/>
             </wp:cNvGraphicFramePr>
@@ -2004,7 +2114,7 @@
               <a:graphicData uri="http://schemas.openxmlformats.org/drawingml/2006/picture">
                 <pic:pic xmlns:pic="http://schemas.openxmlformats.org/drawingml/2006/picture">
                   <pic:nvPicPr>
-                    <pic:cNvPr id="733542135" name="图片 4"/>
+                    <pic:cNvPr id="0" name="Picture 4"/>
                     <pic:cNvPicPr>
                       <a:picLocks noChangeAspect="1" noChangeArrowheads="1"/>
                     </pic:cNvPicPr>
@@ -2022,10 +2132,10 @@
                       <a:fillRect/>
                     </a:stretch>
                   </pic:blipFill>
-                  <pic:spPr>
+                  <pic:spPr bwMode="auto">
                     <a:xfrm>
                       <a:off x="0" y="0"/>
-                      <a:ext cx="5269230" cy="2371725"/>
+                      <a:ext cx="2717680" cy="4832124"/>
                     </a:xfrm>
                     <a:prstGeom prst="rect">
                       <a:avLst/>
@@ -2045,78 +2155,45 @@
     <w:p>
       <w:pPr>
         <w:spacing w:line="360" w:lineRule="auto"/>
-        <w:ind w:left="420" w:firstLine="420"/>
-        <w:rPr>
-          <w:rFonts w:ascii="宋体" w:eastAsia="宋体" w:hAnsi="宋体" w:hint="eastAsia"/>
-          <w:sz w:val="24"/>
-          <w:szCs w:val="24"/>
-        </w:rPr>
-      </w:pPr>
-      <w:r>
-        <w:rPr>
-          <w:rFonts w:ascii="宋体" w:eastAsia="宋体" w:hAnsi="宋体" w:hint="eastAsia"/>
-          <w:sz w:val="24"/>
-          <w:szCs w:val="24"/>
-        </w:rPr>
-        <w:t>（2） 客户端向AP</w:t>
-      </w:r>
-    </w:p>
-    <w:p>
-      <w:pPr>
-        <w:spacing w:line="360" w:lineRule="auto"/>
         <w:ind w:left="840" w:firstLine="420"/>
         <w:rPr>
-          <w:rFonts w:ascii="宋体" w:eastAsia="宋体" w:hAnsi="宋体" w:hint="eastAsia"/>
-          <w:sz w:val="24"/>
-          <w:szCs w:val="24"/>
-        </w:rPr>
-      </w:pPr>
-      <w:r>
-        <w:rPr>
-          <w:rFonts w:ascii="宋体" w:eastAsia="宋体" w:hAnsi="宋体" w:hint="eastAsia"/>
-          <w:sz w:val="24"/>
-          <w:szCs w:val="24"/>
-        </w:rPr>
-        <w:t>在第二次握手中，客户端将自己的Nonce发送给AP，并</w:t>
-      </w:r>
-      <w:r>
-        <w:rPr>
-          <w:rFonts w:ascii="宋体" w:eastAsia="宋体" w:hAnsi="宋体"/>
-          <w:sz w:val="24"/>
-          <w:szCs w:val="24"/>
-        </w:rPr>
-        <w:t>使用PTK中的KCK对整个消息</w:t>
-      </w:r>
-      <w:r>
-        <w:rPr>
-          <w:rFonts w:ascii="宋体" w:eastAsia="宋体" w:hAnsi="宋体" w:hint="eastAsia"/>
-          <w:sz w:val="24"/>
-          <w:szCs w:val="24"/>
-        </w:rPr>
-        <w:t>计算</w:t>
-      </w:r>
-      <w:r>
-        <w:rPr>
-          <w:rFonts w:ascii="宋体" w:eastAsia="宋体" w:hAnsi="宋体"/>
-          <w:sz w:val="24"/>
-          <w:szCs w:val="24"/>
-        </w:rPr>
-        <w:t>完整性校验码</w:t>
-      </w:r>
-      <w:r>
-        <w:rPr>
-          <w:rFonts w:ascii="宋体" w:eastAsia="宋体" w:hAnsi="宋体" w:hint="eastAsia"/>
-          <w:sz w:val="24"/>
-          <w:szCs w:val="24"/>
-        </w:rPr>
-        <w:t>，这就是MIC，因此MIC标志位被设置为1。AP通过验证MIC就可以确认客户端是否拥有正确的PMK。</w:t>
-      </w:r>
-    </w:p>
-    <w:p>
-      <w:pPr>
-        <w:spacing w:line="360" w:lineRule="auto"/>
-        <w:rPr>
-          <w:rFonts w:ascii="宋体" w:eastAsia="宋体" w:hAnsi="宋体" w:hint="eastAsia"/>
+          <w:rFonts w:ascii="宋体" w:eastAsia="宋体" w:hAnsi="宋体"/>
+          <w:sz w:val="24"/>
+          <w:szCs w:val="24"/>
+        </w:rPr>
+      </w:pPr>
+      <w:r>
+        <w:rPr>
+          <w:rFonts w:ascii="宋体" w:eastAsia="宋体" w:hAnsi="宋体" w:hint="eastAsia"/>
+          <w:sz w:val="24"/>
+          <w:szCs w:val="24"/>
+        </w:rPr>
+        <w:t>在</w:t>
+      </w:r>
+      <w:proofErr w:type="spellStart"/>
+      <w:r>
+        <w:rPr>
+          <w:rFonts w:ascii="宋体" w:eastAsia="宋体" w:hAnsi="宋体" w:hint="eastAsia"/>
+          <w:sz w:val="24"/>
+          <w:szCs w:val="24"/>
+        </w:rPr>
+        <w:t>BurpSuite</w:t>
+      </w:r>
+      <w:proofErr w:type="spellEnd"/>
+      <w:r>
+        <w:rPr>
+          <w:rFonts w:ascii="宋体" w:eastAsia="宋体" w:hAnsi="宋体" w:hint="eastAsia"/>
+          <w:sz w:val="24"/>
+          <w:szCs w:val="24"/>
+        </w:rPr>
+        <w:t>代理设置的监听中添加这条记录，这样就可以监控手机的流量。</w:t>
+      </w:r>
+    </w:p>
+    <w:p>
+      <w:pPr>
+        <w:spacing w:line="360" w:lineRule="auto"/>
+        <w:rPr>
+          <w:rFonts w:ascii="宋体" w:eastAsia="宋体" w:hAnsi="宋体"/>
           <w:sz w:val="24"/>
           <w:szCs w:val="24"/>
         </w:rPr>
@@ -2129,10 +2206,10 @@
           <w:szCs w:val="24"/>
         </w:rPr>
         <w:drawing>
-          <wp:inline distT="0" distB="0" distL="0" distR="0" wp14:anchorId="19748DEC" wp14:editId="25B85D51">
-            <wp:extent cx="5264785" cy="3331845"/>
-            <wp:effectExtent l="0" t="0" r="0" b="1905"/>
-            <wp:docPr id="1813590987" name="图片 5"/>
+          <wp:inline distT="0" distB="0" distL="0" distR="0" wp14:anchorId="5CF939A3" wp14:editId="0FA8E9E9">
+            <wp:extent cx="5266055" cy="3139440"/>
+            <wp:effectExtent l="0" t="0" r="0" b="3810"/>
+            <wp:docPr id="1372677478" name="图片 5"/>
             <wp:cNvGraphicFramePr>
               <a:graphicFrameLocks xmlns:a="http://schemas.openxmlformats.org/drawingml/2006/main" noChangeAspect="1"/>
             </wp:cNvGraphicFramePr>
@@ -2140,7 +2217,7 @@
               <a:graphicData uri="http://schemas.openxmlformats.org/drawingml/2006/picture">
                 <pic:pic xmlns:pic="http://schemas.openxmlformats.org/drawingml/2006/picture">
                   <pic:nvPicPr>
-                    <pic:cNvPr id="1813590987" name="图片 5"/>
+                    <pic:cNvPr id="0" name="Picture 5"/>
                     <pic:cNvPicPr>
                       <a:picLocks noChangeAspect="1" noChangeArrowheads="1"/>
                     </pic:cNvPicPr>
@@ -2158,10 +2235,10 @@
                       <a:fillRect/>
                     </a:stretch>
                   </pic:blipFill>
-                  <pic:spPr>
+                  <pic:spPr bwMode="auto">
                     <a:xfrm>
                       <a:off x="0" y="0"/>
-                      <a:ext cx="5264785" cy="3331845"/>
+                      <a:ext cx="5266055" cy="3139440"/>
                     </a:xfrm>
                     <a:prstGeom prst="rect">
                       <a:avLst/>
@@ -2181,117 +2258,163 @@
     <w:p>
       <w:pPr>
         <w:spacing w:line="360" w:lineRule="auto"/>
-        <w:ind w:left="420" w:firstLine="420"/>
-        <w:rPr>
-          <w:rFonts w:ascii="宋体" w:eastAsia="宋体" w:hAnsi="宋体" w:hint="eastAsia"/>
-          <w:sz w:val="24"/>
-          <w:szCs w:val="24"/>
-        </w:rPr>
-      </w:pPr>
-      <w:r>
-        <w:rPr>
-          <w:rFonts w:ascii="宋体" w:eastAsia="宋体" w:hAnsi="宋体" w:hint="eastAsia"/>
-          <w:sz w:val="24"/>
-          <w:szCs w:val="24"/>
-        </w:rPr>
-        <w:t>（3） AP向客户端</w:t>
-      </w:r>
-    </w:p>
-    <w:p>
-      <w:pPr>
-        <w:spacing w:line="360" w:lineRule="auto"/>
-        <w:ind w:left="840" w:firstLine="420"/>
-        <w:rPr>
-          <w:rFonts w:ascii="宋体" w:eastAsia="宋体" w:hAnsi="宋体" w:hint="eastAsia"/>
-          <w:sz w:val="24"/>
-          <w:szCs w:val="24"/>
-        </w:rPr>
-      </w:pPr>
-      <w:r>
-        <w:rPr>
-          <w:rFonts w:ascii="宋体" w:eastAsia="宋体" w:hAnsi="宋体" w:hint="eastAsia"/>
-          <w:sz w:val="24"/>
-          <w:szCs w:val="24"/>
-        </w:rPr>
-        <w:t>在第三次握手中，</w:t>
-      </w:r>
-      <w:r>
-        <w:rPr>
-          <w:rFonts w:ascii="宋体" w:eastAsia="宋体" w:hAnsi="宋体"/>
-          <w:sz w:val="24"/>
-          <w:szCs w:val="24"/>
-        </w:rPr>
-        <w:t>Replay Counter</w:t>
-      </w:r>
-      <w:r>
-        <w:rPr>
-          <w:rFonts w:ascii="宋体" w:eastAsia="宋体" w:hAnsi="宋体" w:hint="eastAsia"/>
-          <w:sz w:val="24"/>
-          <w:szCs w:val="24"/>
-        </w:rPr>
-        <w:t>递增为</w:t>
-      </w:r>
-      <w:r>
-        <w:rPr>
-          <w:rFonts w:ascii="宋体" w:eastAsia="宋体" w:hAnsi="宋体"/>
-          <w:sz w:val="24"/>
-          <w:szCs w:val="24"/>
+        <w:rPr>
+          <w:rFonts w:ascii="宋体" w:eastAsia="宋体" w:hAnsi="宋体" w:hint="eastAsia"/>
+          <w:b/>
+          <w:bCs/>
+          <w:sz w:val="28"/>
+          <w:szCs w:val="28"/>
+        </w:rPr>
+      </w:pPr>
+      <w:r>
+        <w:rPr>
+          <w:rFonts w:ascii="宋体" w:eastAsia="宋体" w:hAnsi="宋体"/>
+          <w:b/>
+          <w:bCs/>
+          <w:sz w:val="28"/>
+          <w:szCs w:val="28"/>
+        </w:rPr>
+        <w:lastRenderedPageBreak/>
+        <w:tab/>
+      </w:r>
+      <w:r>
+        <w:rPr>
+          <w:rFonts w:ascii="宋体" w:eastAsia="宋体" w:hAnsi="宋体"/>
+          <w:b/>
+          <w:bCs/>
+          <w:sz w:val="28"/>
+          <w:szCs w:val="28"/>
+        </w:rPr>
+        <w:tab/>
+      </w:r>
+      <w:r>
+        <w:rPr>
+          <w:rFonts w:ascii="宋体" w:eastAsia="宋体" w:hAnsi="宋体" w:hint="eastAsia"/>
+          <w:b/>
+          <w:bCs/>
+          <w:sz w:val="28"/>
+          <w:szCs w:val="28"/>
         </w:rPr>
         <w:t>2</w:t>
       </w:r>
       <w:r>
         <w:rPr>
           <w:rFonts w:ascii="宋体" w:eastAsia="宋体" w:hAnsi="宋体" w:hint="eastAsia"/>
-          <w:sz w:val="24"/>
-          <w:szCs w:val="24"/>
-        </w:rPr>
-        <w:t>，表示进入下一阶段。Install标志位被设置为1，这是AP指示客户端</w:t>
-      </w:r>
-      <w:r>
-        <w:rPr>
-          <w:rFonts w:ascii="宋体" w:eastAsia="宋体" w:hAnsi="宋体"/>
-          <w:sz w:val="24"/>
-          <w:szCs w:val="24"/>
-        </w:rPr>
-        <w:t>安装PTK</w:t>
-      </w:r>
-      <w:r>
-        <w:rPr>
-          <w:rFonts w:ascii="宋体" w:eastAsia="宋体" w:hAnsi="宋体" w:hint="eastAsia"/>
-          <w:sz w:val="24"/>
-          <w:szCs w:val="24"/>
-        </w:rPr>
-        <w:t>。同时MIC和ACK标志也被设置为1，用来让客户端验证消息未被篡改并确认。在这个数据包的WPA Key Data字段包含了</w:t>
-      </w:r>
-      <w:r>
-        <w:rPr>
-          <w:rFonts w:ascii="宋体" w:eastAsia="宋体" w:hAnsi="宋体"/>
-          <w:sz w:val="24"/>
-          <w:szCs w:val="24"/>
-        </w:rPr>
-        <w:t>用PTK中的KEK加密的GTK</w:t>
-      </w:r>
-      <w:r>
-        <w:rPr>
-          <w:rFonts w:ascii="宋体" w:eastAsia="宋体" w:hAnsi="宋体" w:hint="eastAsia"/>
-          <w:sz w:val="24"/>
-          <w:szCs w:val="24"/>
-        </w:rPr>
-        <w:t>，也就是</w:t>
-      </w:r>
-      <w:r>
-        <w:rPr>
-          <w:rFonts w:ascii="宋体" w:eastAsia="宋体" w:hAnsi="宋体" w:hint="eastAsia"/>
-          <w:sz w:val="24"/>
-          <w:szCs w:val="24"/>
-        </w:rPr>
-        <w:lastRenderedPageBreak/>
-        <w:t>AP向客户端发送的加密分组密钥。</w:t>
-      </w:r>
-    </w:p>
-    <w:p>
-      <w:pPr>
-        <w:spacing w:line="360" w:lineRule="auto"/>
+          <w:b/>
+          <w:bCs/>
+          <w:sz w:val="28"/>
+          <w:szCs w:val="28"/>
+        </w:rPr>
+        <w:t xml:space="preserve">. </w:t>
+      </w:r>
+      <w:r>
+        <w:rPr>
+          <w:rFonts w:ascii="宋体" w:eastAsia="宋体" w:hAnsi="宋体" w:hint="eastAsia"/>
+          <w:b/>
+          <w:bCs/>
+          <w:sz w:val="28"/>
+          <w:szCs w:val="28"/>
+        </w:rPr>
+        <w:t>拦截网页并篡改内容</w:t>
+      </w:r>
+    </w:p>
+    <w:p>
+      <w:pPr>
+        <w:spacing w:line="360" w:lineRule="auto"/>
+        <w:ind w:leftChars="400" w:left="840"/>
+        <w:rPr>
+          <w:rFonts w:ascii="宋体" w:eastAsia="宋体" w:hAnsi="宋体" w:hint="eastAsia"/>
+          <w:sz w:val="24"/>
+          <w:szCs w:val="24"/>
+        </w:rPr>
+      </w:pPr>
+      <w:bookmarkStart w:id="4" w:name="OLE_LINK17"/>
+      <w:bookmarkEnd w:id="3"/>
+      <w:r>
+        <w:rPr>
+          <w:rFonts w:ascii="宋体" w:eastAsia="宋体" w:hAnsi="宋体" w:hint="eastAsia"/>
+          <w:sz w:val="24"/>
+          <w:szCs w:val="24"/>
+        </w:rPr>
+        <w:t xml:space="preserve">（1） </w:t>
+      </w:r>
+      <w:r>
+        <w:rPr>
+          <w:rFonts w:ascii="宋体" w:eastAsia="宋体" w:hAnsi="宋体" w:hint="eastAsia"/>
+          <w:sz w:val="24"/>
+          <w:szCs w:val="24"/>
+        </w:rPr>
+        <w:t>拦截请求内容</w:t>
+      </w:r>
+      <w:r>
+        <w:rPr>
+          <w:rFonts w:ascii="宋体" w:eastAsia="宋体" w:hAnsi="宋体" w:hint="eastAsia"/>
+          <w:sz w:val="24"/>
+          <w:szCs w:val="24"/>
+        </w:rPr>
+        <w:t xml:space="preserve"> </w:t>
+      </w:r>
+    </w:p>
+    <w:bookmarkEnd w:id="4"/>
+    <w:p>
+      <w:pPr>
+        <w:spacing w:line="360" w:lineRule="auto"/>
+        <w:ind w:leftChars="400" w:left="840" w:firstLine="420"/>
+        <w:rPr>
+          <w:rFonts w:ascii="宋体" w:eastAsia="宋体" w:hAnsi="宋体"/>
+          <w:sz w:val="24"/>
+          <w:szCs w:val="24"/>
+        </w:rPr>
+      </w:pPr>
+      <w:r>
+        <w:rPr>
+          <w:rFonts w:ascii="宋体" w:eastAsia="宋体" w:hAnsi="宋体" w:hint="eastAsia"/>
+          <w:sz w:val="24"/>
+          <w:szCs w:val="24"/>
+        </w:rPr>
+        <w:t>打开手机的系统浏览器并输入hello，在</w:t>
+      </w:r>
+      <w:proofErr w:type="spellStart"/>
+      <w:r>
+        <w:rPr>
+          <w:rFonts w:ascii="宋体" w:eastAsia="宋体" w:hAnsi="宋体" w:hint="eastAsia"/>
+          <w:sz w:val="24"/>
+          <w:szCs w:val="24"/>
+        </w:rPr>
+        <w:t>BurpSuite</w:t>
+      </w:r>
+      <w:proofErr w:type="spellEnd"/>
+      <w:r>
+        <w:rPr>
+          <w:rFonts w:ascii="宋体" w:eastAsia="宋体" w:hAnsi="宋体" w:hint="eastAsia"/>
+          <w:sz w:val="24"/>
+          <w:szCs w:val="24"/>
+        </w:rPr>
+        <w:t>中开始监听，手机搜索hello后发现处于加载界面，而</w:t>
+      </w:r>
+      <w:proofErr w:type="spellStart"/>
+      <w:r>
+        <w:rPr>
+          <w:rFonts w:ascii="宋体" w:eastAsia="宋体" w:hAnsi="宋体" w:hint="eastAsia"/>
+          <w:sz w:val="24"/>
+          <w:szCs w:val="24"/>
+        </w:rPr>
+        <w:t>BurpSuite</w:t>
+      </w:r>
+      <w:proofErr w:type="spellEnd"/>
+      <w:r>
+        <w:rPr>
+          <w:rFonts w:ascii="宋体" w:eastAsia="宋体" w:hAnsi="宋体" w:hint="eastAsia"/>
+          <w:sz w:val="24"/>
+          <w:szCs w:val="24"/>
+        </w:rPr>
+        <w:t>成功拦截到了请求的内容。</w:t>
+      </w:r>
+    </w:p>
+    <w:p>
+      <w:pPr>
+        <w:spacing w:line="360" w:lineRule="auto"/>
+        <w:ind w:firstLineChars="400" w:firstLine="960"/>
         <w:rPr>
           <w:rFonts w:ascii="宋体" w:eastAsia="宋体" w:hAnsi="宋体" w:hint="eastAsia"/>
           <w:sz w:val="24"/>
@@ -2306,10 +2429,10 @@
           <w:szCs w:val="24"/>
         </w:rPr>
         <w:drawing>
-          <wp:inline distT="0" distB="0" distL="0" distR="0" wp14:anchorId="5BEBB16C" wp14:editId="184B8EF7">
-            <wp:extent cx="5264785" cy="2580005"/>
+          <wp:inline distT="0" distB="0" distL="0" distR="0" wp14:anchorId="7AAB0D0A" wp14:editId="0A0C29B6">
+            <wp:extent cx="4688792" cy="1550079"/>
             <wp:effectExtent l="0" t="0" r="0" b="0"/>
-            <wp:docPr id="678940446" name="图片 6"/>
+            <wp:docPr id="271091841" name="图片 7"/>
             <wp:cNvGraphicFramePr>
               <a:graphicFrameLocks xmlns:a="http://schemas.openxmlformats.org/drawingml/2006/main" noChangeAspect="1"/>
             </wp:cNvGraphicFramePr>
@@ -2317,7 +2440,7 @@
               <a:graphicData uri="http://schemas.openxmlformats.org/drawingml/2006/picture">
                 <pic:pic xmlns:pic="http://schemas.openxmlformats.org/drawingml/2006/picture">
                   <pic:nvPicPr>
-                    <pic:cNvPr id="678940446" name="图片 6"/>
+                    <pic:cNvPr id="0" name="Picture 7"/>
                     <pic:cNvPicPr>
                       <a:picLocks noChangeAspect="1" noChangeArrowheads="1"/>
                     </pic:cNvPicPr>
@@ -2335,10 +2458,10 @@
                       <a:fillRect/>
                     </a:stretch>
                   </pic:blipFill>
-                  <pic:spPr>
+                  <pic:spPr bwMode="auto">
                     <a:xfrm>
                       <a:off x="0" y="0"/>
-                      <a:ext cx="5264785" cy="2580005"/>
+                      <a:ext cx="4728460" cy="1563193"/>
                     </a:xfrm>
                     <a:prstGeom prst="rect">
                       <a:avLst/>
@@ -2358,158 +2481,25 @@
     <w:p>
       <w:pPr>
         <w:spacing w:line="360" w:lineRule="auto"/>
-        <w:ind w:left="420" w:firstLine="420"/>
-        <w:rPr>
-          <w:rFonts w:ascii="宋体" w:eastAsia="宋体" w:hAnsi="宋体" w:hint="eastAsia"/>
-          <w:sz w:val="24"/>
-          <w:szCs w:val="24"/>
-        </w:rPr>
-      </w:pPr>
-      <w:r>
-        <w:rPr>
-          <w:rFonts w:ascii="宋体" w:eastAsia="宋体" w:hAnsi="宋体" w:hint="eastAsia"/>
-          <w:sz w:val="24"/>
-          <w:szCs w:val="24"/>
-        </w:rPr>
-        <w:t>（4） 客户端向AP</w:t>
-      </w:r>
-    </w:p>
-    <w:p>
-      <w:pPr>
-        <w:spacing w:line="360" w:lineRule="auto"/>
-        <w:ind w:left="840" w:firstLine="420"/>
-        <w:rPr>
-          <w:rFonts w:ascii="宋体" w:eastAsia="宋体" w:hAnsi="宋体" w:hint="eastAsia"/>
-          <w:sz w:val="24"/>
-          <w:szCs w:val="24"/>
-        </w:rPr>
-      </w:pPr>
-      <w:r>
-        <w:rPr>
-          <w:rFonts w:ascii="宋体" w:eastAsia="宋体" w:hAnsi="宋体" w:hint="eastAsia"/>
-          <w:sz w:val="24"/>
-          <w:szCs w:val="24"/>
-        </w:rPr>
-        <w:t>在第四次握手中，</w:t>
-      </w:r>
-      <w:r>
-        <w:rPr>
-          <w:rFonts w:ascii="宋体" w:eastAsia="宋体" w:hAnsi="宋体"/>
-          <w:sz w:val="24"/>
-          <w:szCs w:val="24"/>
-        </w:rPr>
-        <w:t>客户端发送给AP确认密钥已成功安装</w:t>
-      </w:r>
-      <w:r>
-        <w:rPr>
-          <w:rFonts w:ascii="宋体" w:eastAsia="宋体" w:hAnsi="宋体" w:hint="eastAsia"/>
-          <w:sz w:val="24"/>
-          <w:szCs w:val="24"/>
-        </w:rPr>
-        <w:t>。</w:t>
-      </w:r>
-      <w:r>
-        <w:rPr>
-          <w:rFonts w:ascii="宋体" w:eastAsia="宋体" w:hAnsi="宋体"/>
-          <w:sz w:val="24"/>
-          <w:szCs w:val="24"/>
-        </w:rPr>
-        <w:t>MIC用于验证消息完整性，Replay Counter</w:t>
-      </w:r>
-      <w:r>
-        <w:rPr>
-          <w:rFonts w:ascii="宋体" w:eastAsia="宋体" w:hAnsi="宋体" w:hint="eastAsia"/>
-          <w:sz w:val="24"/>
-          <w:szCs w:val="24"/>
-        </w:rPr>
-        <w:t>为</w:t>
-      </w:r>
-      <w:r>
-        <w:rPr>
-          <w:rFonts w:ascii="宋体" w:eastAsia="宋体" w:hAnsi="宋体"/>
-          <w:sz w:val="24"/>
-          <w:szCs w:val="24"/>
-        </w:rPr>
-        <w:t>2与</w:t>
-      </w:r>
-      <w:r>
-        <w:rPr>
-          <w:rFonts w:ascii="宋体" w:eastAsia="宋体" w:hAnsi="宋体" w:hint="eastAsia"/>
-          <w:sz w:val="24"/>
-          <w:szCs w:val="24"/>
-        </w:rPr>
-        <w:t>第三次握手</w:t>
-      </w:r>
-      <w:r>
-        <w:rPr>
-          <w:rFonts w:ascii="宋体" w:eastAsia="宋体" w:hAnsi="宋体"/>
-          <w:sz w:val="24"/>
-          <w:szCs w:val="24"/>
-        </w:rPr>
-        <w:t>匹配</w:t>
-      </w:r>
-      <w:r>
-        <w:rPr>
-          <w:rFonts w:ascii="宋体" w:eastAsia="宋体" w:hAnsi="宋体" w:hint="eastAsia"/>
-          <w:sz w:val="24"/>
-          <w:szCs w:val="24"/>
-        </w:rPr>
-        <w:t>。</w:t>
-      </w:r>
-      <w:r>
-        <w:rPr>
-          <w:rFonts w:ascii="宋体" w:eastAsia="宋体" w:hAnsi="宋体"/>
-          <w:sz w:val="24"/>
-          <w:szCs w:val="24"/>
-        </w:rPr>
-        <w:t>AP收到并验证MIC后，</w:t>
-      </w:r>
-      <w:r>
-        <w:rPr>
-          <w:rFonts w:ascii="宋体" w:eastAsia="宋体" w:hAnsi="宋体" w:hint="eastAsia"/>
-          <w:sz w:val="24"/>
-          <w:szCs w:val="24"/>
-        </w:rPr>
-        <w:t>开始</w:t>
-      </w:r>
-      <w:r>
-        <w:rPr>
-          <w:rFonts w:ascii="宋体" w:eastAsia="宋体" w:hAnsi="宋体"/>
-          <w:sz w:val="24"/>
-          <w:szCs w:val="24"/>
-        </w:rPr>
-        <w:t>加密通信。</w:t>
-      </w:r>
-      <w:r>
-        <w:rPr>
-          <w:rFonts w:ascii="宋体" w:eastAsia="宋体" w:hAnsi="宋体" w:hint="eastAsia"/>
-          <w:sz w:val="24"/>
-          <w:szCs w:val="24"/>
-        </w:rPr>
-        <w:t>这样就完成了WPA2的四次握手！</w:t>
-      </w:r>
-    </w:p>
-    <w:p>
-      <w:pPr>
-        <w:spacing w:line="360" w:lineRule="auto"/>
-        <w:rPr>
-          <w:rFonts w:ascii="宋体" w:eastAsia="宋体" w:hAnsi="宋体" w:hint="eastAsia"/>
-          <w:sz w:val="24"/>
-          <w:szCs w:val="24"/>
-        </w:rPr>
-      </w:pPr>
-      <w:r>
-        <w:rPr>
-          <w:rFonts w:ascii="宋体" w:eastAsia="宋体" w:hAnsi="宋体"/>
+        <w:ind w:firstLineChars="400" w:firstLine="960"/>
+        <w:rPr>
+          <w:rFonts w:ascii="宋体" w:eastAsia="宋体" w:hAnsi="宋体"/>
+          <w:sz w:val="24"/>
+          <w:szCs w:val="24"/>
+        </w:rPr>
+      </w:pPr>
+      <w:r>
+        <w:rPr>
+          <w:rFonts w:ascii="宋体" w:eastAsia="宋体" w:hAnsi="宋体" w:hint="eastAsia"/>
           <w:noProof/>
           <w:sz w:val="24"/>
           <w:szCs w:val="24"/>
         </w:rPr>
         <w:drawing>
-          <wp:inline distT="0" distB="0" distL="0" distR="0" wp14:anchorId="03928736" wp14:editId="3DB30820">
-            <wp:extent cx="5273675" cy="2548255"/>
-            <wp:effectExtent l="0" t="0" r="3175" b="4445"/>
-            <wp:docPr id="1845056127" name="图片 7"/>
+          <wp:inline distT="0" distB="0" distL="0" distR="0" wp14:anchorId="4FE38727" wp14:editId="0500C82D">
+            <wp:extent cx="2152455" cy="4733365"/>
+            <wp:effectExtent l="0" t="0" r="635" b="0"/>
+            <wp:docPr id="1647240835" name="图片 6"/>
             <wp:cNvGraphicFramePr>
               <a:graphicFrameLocks xmlns:a="http://schemas.openxmlformats.org/drawingml/2006/main" noChangeAspect="1"/>
             </wp:cNvGraphicFramePr>
@@ -2517,7 +2507,7 @@
               <a:graphicData uri="http://schemas.openxmlformats.org/drawingml/2006/picture">
                 <pic:pic xmlns:pic="http://schemas.openxmlformats.org/drawingml/2006/picture">
                   <pic:nvPicPr>
-                    <pic:cNvPr id="1845056127" name="图片 7"/>
+                    <pic:cNvPr id="0" name="Picture 6"/>
                     <pic:cNvPicPr>
                       <a:picLocks noChangeAspect="1" noChangeArrowheads="1"/>
                     </pic:cNvPicPr>
@@ -2535,10 +2525,10 @@
                       <a:fillRect/>
                     </a:stretch>
                   </pic:blipFill>
-                  <pic:spPr>
+                  <pic:spPr bwMode="auto">
                     <a:xfrm>
                       <a:off x="0" y="0"/>
-                      <a:ext cx="5273675" cy="2548255"/>
+                      <a:ext cx="2155897" cy="4740933"/>
                     </a:xfrm>
                     <a:prstGeom prst="rect">
                       <a:avLst/>
@@ -2557,112 +2547,53 @@
     </w:p>
     <w:p>
       <w:pPr>
-        <w:ind w:left="420" w:firstLine="420"/>
-        <w:rPr>
-          <w:rFonts w:ascii="宋体" w:eastAsia="宋体" w:hAnsi="宋体" w:hint="eastAsia"/>
-          <w:b/>
-          <w:bCs/>
-          <w:sz w:val="28"/>
-          <w:szCs w:val="28"/>
-        </w:rPr>
-      </w:pPr>
-      <w:bookmarkStart w:id="5" w:name="OLE_LINK16"/>
-      <w:r>
-        <w:rPr>
-          <w:rFonts w:ascii="宋体" w:eastAsia="宋体" w:hAnsi="宋体" w:hint="eastAsia"/>
-          <w:b/>
-          <w:bCs/>
-          <w:sz w:val="28"/>
-          <w:szCs w:val="28"/>
-        </w:rPr>
-        <w:t>3、离线字典攻击</w:t>
-      </w:r>
-    </w:p>
-    <w:bookmarkEnd w:id="5"/>
-    <w:p>
-      <w:pPr>
         <w:spacing w:line="360" w:lineRule="auto"/>
         <w:ind w:left="840" w:firstLine="420"/>
         <w:rPr>
-          <w:rFonts w:ascii="宋体" w:eastAsia="宋体" w:hAnsi="宋体" w:hint="eastAsia"/>
-          <w:sz w:val="24"/>
-          <w:szCs w:val="24"/>
-        </w:rPr>
-      </w:pPr>
-      <w:r>
-        <w:rPr>
-          <w:rFonts w:ascii="宋体" w:eastAsia="宋体" w:hAnsi="宋体" w:hint="eastAsia"/>
-          <w:sz w:val="24"/>
-          <w:szCs w:val="24"/>
-        </w:rPr>
-        <w:t>本次实验我使用hashcat来实施离线字典攻击，首先需要从hashcat官网下载压缩包并解压，可以按照hashcat官网的wiki的流程进行实验。接着需要将已经捕获的.cap文件转换为hashcat能够处理的.hc22000文件，通过配套工具（</w:t>
-      </w:r>
-      <w:r>
-        <w:rPr>
-          <w:rFonts w:ascii="宋体" w:eastAsia="宋体" w:hAnsi="宋体"/>
-          <w:sz w:val="24"/>
-          <w:szCs w:val="24"/>
-        </w:rPr>
-        <w:t>https://hashcat.net/cap2hashcat</w:t>
-      </w:r>
-      <w:r>
-        <w:rPr>
-          <w:rFonts w:ascii="宋体" w:eastAsia="宋体" w:hAnsi="宋体" w:hint="eastAsia"/>
-          <w:sz w:val="24"/>
-          <w:szCs w:val="24"/>
-        </w:rPr>
-        <w:t>）可以实现。然后我下载了官网提供的crack.txt.gz（https://wpa-</w:t>
-      </w:r>
-      <w:r>
-        <w:rPr>
-          <w:rFonts w:ascii="宋体" w:eastAsia="宋体" w:hAnsi="宋体" w:hint="eastAsia"/>
+          <w:rFonts w:ascii="宋体" w:eastAsia="宋体" w:hAnsi="宋体"/>
+          <w:sz w:val="24"/>
+          <w:szCs w:val="24"/>
+        </w:rPr>
+      </w:pPr>
+      <w:r>
+        <w:rPr>
+          <w:rFonts w:ascii="宋体" w:eastAsia="宋体" w:hAnsi="宋体" w:hint="eastAsia"/>
+          <w:sz w:val="24"/>
+          <w:szCs w:val="24"/>
+        </w:rPr>
+        <w:t>之后点击forward也就是放行数据包，</w:t>
+      </w:r>
+      <w:r>
+        <w:rPr>
+          <w:rFonts w:ascii="宋体" w:eastAsia="宋体" w:hAnsi="宋体" w:hint="eastAsia"/>
+          <w:sz w:val="24"/>
+          <w:szCs w:val="24"/>
+        </w:rPr>
+        <w:t>发现拦截到了手机的具体型号内容。</w:t>
+      </w:r>
+    </w:p>
+    <w:p>
+      <w:pPr>
+        <w:spacing w:line="360" w:lineRule="auto"/>
+        <w:rPr>
+          <w:rFonts w:ascii="宋体" w:eastAsia="宋体" w:hAnsi="宋体" w:hint="eastAsia"/>
+          <w:sz w:val="24"/>
+          <w:szCs w:val="24"/>
+        </w:rPr>
+      </w:pPr>
+      <w:r>
+        <w:rPr>
+          <w:rFonts w:ascii="宋体" w:eastAsia="宋体" w:hAnsi="宋体" w:hint="eastAsia"/>
+          <w:noProof/>
           <w:sz w:val="24"/>
           <w:szCs w:val="24"/>
         </w:rPr>
         <w:lastRenderedPageBreak/>
-        <w:t>sec.stanev.org/dict/cracked.txt.gz）字典，这里面包含了单词列表，用于暴力破解。</w:t>
-      </w:r>
-    </w:p>
-    <w:p>
-      <w:pPr>
-        <w:spacing w:line="360" w:lineRule="auto"/>
-        <w:ind w:left="840" w:firstLine="420"/>
-        <w:rPr>
-          <w:rFonts w:ascii="宋体" w:eastAsia="宋体" w:hAnsi="宋体" w:hint="eastAsia"/>
-          <w:sz w:val="24"/>
-          <w:szCs w:val="24"/>
-        </w:rPr>
-      </w:pPr>
-      <w:r>
-        <w:rPr>
-          <w:rFonts w:ascii="宋体" w:eastAsia="宋体" w:hAnsi="宋体" w:hint="eastAsia"/>
-          <w:sz w:val="24"/>
-          <w:szCs w:val="24"/>
-        </w:rPr>
-        <w:t>现在正式开始破解，首先尝试简单密码的数据包，命令为hashcat -m 22000 C:\Users\LIANXIANG\Desktop\1736817_1775109628.hc22000 cracked.txt.gz，运行后发现很快就得到了结果，如下所示：</w:t>
-      </w:r>
-    </w:p>
-    <w:p>
-      <w:pPr>
-        <w:spacing w:line="360" w:lineRule="auto"/>
-        <w:rPr>
-          <w:rFonts w:ascii="宋体" w:eastAsia="宋体" w:hAnsi="宋体" w:hint="eastAsia"/>
-          <w:sz w:val="24"/>
-          <w:szCs w:val="24"/>
-        </w:rPr>
-      </w:pPr>
-      <w:r>
-        <w:rPr>
-          <w:rFonts w:ascii="宋体" w:eastAsia="宋体" w:hAnsi="宋体" w:hint="eastAsia"/>
-          <w:noProof/>
-          <w:sz w:val="24"/>
-          <w:szCs w:val="24"/>
-        </w:rPr>
         <w:drawing>
-          <wp:inline distT="0" distB="0" distL="0" distR="0" wp14:anchorId="3E099649" wp14:editId="10D7466A">
-            <wp:extent cx="5259705" cy="4915535"/>
-            <wp:effectExtent l="0" t="0" r="0" b="0"/>
-            <wp:docPr id="1245036596" name="图片 2"/>
+          <wp:inline distT="0" distB="0" distL="0" distR="0" wp14:anchorId="7D4C841D" wp14:editId="5CC66950">
+            <wp:extent cx="5261610" cy="3046095"/>
+            <wp:effectExtent l="0" t="0" r="0" b="1905"/>
+            <wp:docPr id="819215772" name="图片 9"/>
             <wp:cNvGraphicFramePr>
               <a:graphicFrameLocks xmlns:a="http://schemas.openxmlformats.org/drawingml/2006/main" noChangeAspect="1"/>
             </wp:cNvGraphicFramePr>
@@ -2670,7 +2601,7 @@
               <a:graphicData uri="http://schemas.openxmlformats.org/drawingml/2006/picture">
                 <pic:pic xmlns:pic="http://schemas.openxmlformats.org/drawingml/2006/picture">
                   <pic:nvPicPr>
-                    <pic:cNvPr id="1245036596" name="图片 2"/>
+                    <pic:cNvPr id="0" name="Picture 9"/>
                     <pic:cNvPicPr>
                       <a:picLocks noChangeAspect="1" noChangeArrowheads="1"/>
                     </pic:cNvPicPr>
@@ -2688,10 +2619,10 @@
                       <a:fillRect/>
                     </a:stretch>
                   </pic:blipFill>
-                  <pic:spPr>
+                  <pic:spPr bwMode="auto">
                     <a:xfrm>
                       <a:off x="0" y="0"/>
-                      <a:ext cx="5280085" cy="4934621"/>
+                      <a:ext cx="5261610" cy="3046095"/>
                     </a:xfrm>
                     <a:prstGeom prst="rect">
                       <a:avLst/>
@@ -2711,6 +2642,33 @@
     <w:p>
       <w:pPr>
         <w:spacing w:line="360" w:lineRule="auto"/>
+        <w:ind w:left="840" w:firstLine="420"/>
+        <w:rPr>
+          <w:rFonts w:ascii="宋体" w:eastAsia="宋体" w:hAnsi="宋体" w:hint="eastAsia"/>
+          <w:sz w:val="24"/>
+          <w:szCs w:val="24"/>
+        </w:rPr>
+      </w:pPr>
+      <w:r>
+        <w:rPr>
+          <w:rFonts w:ascii="宋体" w:eastAsia="宋体" w:hAnsi="宋体" w:hint="eastAsia"/>
+          <w:sz w:val="24"/>
+          <w:szCs w:val="24"/>
+        </w:rPr>
+        <w:t>再次点击放行，</w:t>
+      </w:r>
+      <w:r>
+        <w:rPr>
+          <w:rFonts w:ascii="宋体" w:eastAsia="宋体" w:hAnsi="宋体" w:hint="eastAsia"/>
+          <w:sz w:val="24"/>
+          <w:szCs w:val="24"/>
+        </w:rPr>
+        <w:t>手机浏览器可以加载出正常的搜索结果，说明拦截网页内容成功。</w:t>
+      </w:r>
+    </w:p>
+    <w:p>
+      <w:pPr>
+        <w:spacing w:line="360" w:lineRule="auto"/>
         <w:ind w:left="420" w:firstLine="420"/>
         <w:rPr>
           <w:rFonts w:ascii="宋体" w:eastAsia="宋体" w:hAnsi="宋体" w:hint="eastAsia"/>
@@ -2724,31 +2682,83 @@
           <w:sz w:val="24"/>
           <w:szCs w:val="24"/>
         </w:rPr>
-        <w:t>最后得到的wifi热点SSID是dencongyi，密码是159357456。继续尝试复杂密码的数据包，运行后发现没有爆破出密码：</w:t>
-      </w:r>
-    </w:p>
-    <w:p>
-      <w:pPr>
-        <w:spacing w:line="360" w:lineRule="auto"/>
-        <w:rPr>
-          <w:rFonts w:ascii="宋体" w:eastAsia="宋体" w:hAnsi="宋体" w:hint="eastAsia"/>
-          <w:sz w:val="24"/>
-          <w:szCs w:val="24"/>
-        </w:rPr>
-      </w:pPr>
-      <w:r>
-        <w:rPr>
-          <w:rFonts w:ascii="宋体" w:eastAsia="宋体" w:hAnsi="宋体"/>
+        <w:t xml:space="preserve">（2） </w:t>
+      </w:r>
+      <w:r>
+        <w:rPr>
+          <w:rFonts w:ascii="宋体" w:eastAsia="宋体" w:hAnsi="宋体" w:hint="eastAsia"/>
+          <w:sz w:val="24"/>
+          <w:szCs w:val="24"/>
+        </w:rPr>
+        <w:t>篡改请求内容</w:t>
+      </w:r>
+    </w:p>
+    <w:p>
+      <w:pPr>
+        <w:spacing w:line="360" w:lineRule="auto"/>
+        <w:ind w:left="840" w:firstLine="420"/>
+        <w:rPr>
+          <w:rFonts w:ascii="宋体" w:eastAsia="宋体" w:hAnsi="宋体" w:hint="eastAsia"/>
+          <w:sz w:val="24"/>
+          <w:szCs w:val="24"/>
+        </w:rPr>
+      </w:pPr>
+      <w:r>
+        <w:rPr>
+          <w:rFonts w:ascii="宋体" w:eastAsia="宋体" w:hAnsi="宋体" w:hint="eastAsia"/>
+          <w:sz w:val="24"/>
+          <w:szCs w:val="24"/>
+        </w:rPr>
+        <w:t>接下来在代理设置</w:t>
+      </w:r>
+      <w:proofErr w:type="gramStart"/>
+      <w:r>
+        <w:rPr>
+          <w:rFonts w:ascii="宋体" w:eastAsia="宋体" w:hAnsi="宋体" w:hint="eastAsia"/>
+          <w:sz w:val="24"/>
+          <w:szCs w:val="24"/>
+        </w:rPr>
+        <w:t>中勾选对</w:t>
+      </w:r>
+      <w:proofErr w:type="gramEnd"/>
+      <w:r>
+        <w:rPr>
+          <w:rFonts w:ascii="宋体" w:eastAsia="宋体" w:hAnsi="宋体" w:hint="eastAsia"/>
+          <w:sz w:val="24"/>
+          <w:szCs w:val="24"/>
+        </w:rPr>
+        <w:t>response的监听，</w:t>
+      </w:r>
+      <w:r>
+        <w:rPr>
+          <w:rFonts w:ascii="宋体" w:eastAsia="宋体" w:hAnsi="宋体" w:hint="eastAsia"/>
+          <w:sz w:val="24"/>
+          <w:szCs w:val="24"/>
+        </w:rPr>
+        <w:t>这样可以拦截请求的结果。</w:t>
+      </w:r>
+    </w:p>
+    <w:p>
+      <w:pPr>
+        <w:spacing w:line="360" w:lineRule="auto"/>
+        <w:rPr>
+          <w:rFonts w:ascii="宋体" w:eastAsia="宋体" w:hAnsi="宋体"/>
+          <w:sz w:val="24"/>
+          <w:szCs w:val="24"/>
+        </w:rPr>
+      </w:pPr>
+      <w:r>
+        <w:rPr>
+          <w:rFonts w:ascii="宋体" w:eastAsia="宋体" w:hAnsi="宋体" w:hint="eastAsia"/>
           <w:noProof/>
           <w:sz w:val="24"/>
           <w:szCs w:val="24"/>
         </w:rPr>
-        <w:lastRenderedPageBreak/>
         <w:drawing>
-          <wp:inline distT="0" distB="0" distL="0" distR="0" wp14:anchorId="2DB50675" wp14:editId="304AB94A">
-            <wp:extent cx="5264785" cy="5165090"/>
-            <wp:effectExtent l="0" t="0" r="0" b="0"/>
-            <wp:docPr id="386394049" name="图片 3"/>
+          <wp:inline distT="0" distB="0" distL="0" distR="0" wp14:anchorId="623DA203" wp14:editId="6448ED59">
+            <wp:extent cx="5276215" cy="2038985"/>
+            <wp:effectExtent l="0" t="0" r="635" b="0"/>
+            <wp:docPr id="1963368979" name="图片 10"/>
             <wp:cNvGraphicFramePr>
               <a:graphicFrameLocks xmlns:a="http://schemas.openxmlformats.org/drawingml/2006/main" noChangeAspect="1"/>
             </wp:cNvGraphicFramePr>
@@ -2756,7 +2766,7 @@
               <a:graphicData uri="http://schemas.openxmlformats.org/drawingml/2006/picture">
                 <pic:pic xmlns:pic="http://schemas.openxmlformats.org/drawingml/2006/picture">
                   <pic:nvPicPr>
-                    <pic:cNvPr id="386394049" name="图片 3"/>
+                    <pic:cNvPr id="0" name="Picture 10"/>
                     <pic:cNvPicPr>
                       <a:picLocks noChangeAspect="1" noChangeArrowheads="1"/>
                     </pic:cNvPicPr>
@@ -2774,10 +2784,10 @@
                       <a:fillRect/>
                     </a:stretch>
                   </pic:blipFill>
-                  <pic:spPr>
+                  <pic:spPr bwMode="auto">
                     <a:xfrm>
                       <a:off x="0" y="0"/>
-                      <a:ext cx="5264785" cy="5165090"/>
+                      <a:ext cx="5276215" cy="2038985"/>
                     </a:xfrm>
                     <a:prstGeom prst="rect">
                       <a:avLst/>
@@ -2797,20 +2807,551 @@
     <w:p>
       <w:pPr>
         <w:spacing w:line="360" w:lineRule="auto"/>
-        <w:ind w:left="420" w:firstLine="420"/>
-        <w:rPr>
-          <w:rFonts w:ascii="宋体" w:eastAsia="宋体" w:hAnsi="宋体" w:hint="eastAsia"/>
-          <w:sz w:val="24"/>
-          <w:szCs w:val="24"/>
-        </w:rPr>
-      </w:pPr>
-      <w:r>
-        <w:rPr>
-          <w:rFonts w:ascii="宋体" w:eastAsia="宋体" w:hAnsi="宋体" w:hint="eastAsia"/>
-          <w:sz w:val="24"/>
-          <w:szCs w:val="24"/>
-        </w:rPr>
-        <w:t>从运行结果可以看出，已经遍历了字典中所有的密码，但是没有得到对应的结果。说明强密码较弱密码更加安全，因此在设置密码时应当设置为字母、数字及特殊符号的组合，并且位数不能少于8位，这样才能保证安全性。</w:t>
+        <w:rPr>
+          <w:rFonts w:ascii="宋体" w:eastAsia="宋体" w:hAnsi="宋体"/>
+          <w:sz w:val="24"/>
+          <w:szCs w:val="24"/>
+        </w:rPr>
+      </w:pPr>
+      <w:r>
+        <w:rPr>
+          <w:rFonts w:ascii="宋体" w:eastAsia="宋体" w:hAnsi="宋体"/>
+          <w:sz w:val="24"/>
+          <w:szCs w:val="24"/>
+        </w:rPr>
+        <w:tab/>
+      </w:r>
+      <w:r>
+        <w:rPr>
+          <w:rFonts w:ascii="宋体" w:eastAsia="宋体" w:hAnsi="宋体"/>
+          <w:sz w:val="24"/>
+          <w:szCs w:val="24"/>
+        </w:rPr>
+        <w:tab/>
+      </w:r>
+      <w:r>
+        <w:rPr>
+          <w:rFonts w:ascii="宋体" w:eastAsia="宋体" w:hAnsi="宋体"/>
+          <w:sz w:val="24"/>
+          <w:szCs w:val="24"/>
+        </w:rPr>
+        <w:tab/>
+      </w:r>
+      <w:r>
+        <w:rPr>
+          <w:rFonts w:ascii="宋体" w:eastAsia="宋体" w:hAnsi="宋体" w:hint="eastAsia"/>
+          <w:sz w:val="24"/>
+          <w:szCs w:val="24"/>
+        </w:rPr>
+        <w:t>然后重复上述过程，在拦截到请求内容后修改hello为</w:t>
+      </w:r>
+      <w:proofErr w:type="spellStart"/>
+      <w:r>
+        <w:rPr>
+          <w:rFonts w:ascii="宋体" w:eastAsia="宋体" w:hAnsi="宋体" w:hint="eastAsia"/>
+          <w:sz w:val="24"/>
+          <w:szCs w:val="24"/>
+        </w:rPr>
+        <w:t>bbbb</w:t>
+      </w:r>
+      <w:proofErr w:type="spellEnd"/>
+      <w:r>
+        <w:rPr>
+          <w:rFonts w:ascii="宋体" w:eastAsia="宋体" w:hAnsi="宋体" w:hint="eastAsia"/>
+          <w:sz w:val="24"/>
+          <w:szCs w:val="24"/>
+        </w:rPr>
+        <w:t>。</w:t>
+      </w:r>
+    </w:p>
+    <w:p>
+      <w:pPr>
+        <w:spacing w:line="360" w:lineRule="auto"/>
+        <w:rPr>
+          <w:rFonts w:ascii="宋体" w:eastAsia="宋体" w:hAnsi="宋体"/>
+          <w:sz w:val="24"/>
+          <w:szCs w:val="24"/>
+        </w:rPr>
+      </w:pPr>
+      <w:r>
+        <w:rPr>
+          <w:rFonts w:ascii="宋体" w:eastAsia="宋体" w:hAnsi="宋体"/>
+          <w:noProof/>
+          <w:sz w:val="24"/>
+          <w:szCs w:val="24"/>
+        </w:rPr>
+        <w:lastRenderedPageBreak/>
+        <w:drawing>
+          <wp:inline distT="0" distB="0" distL="0" distR="0" wp14:anchorId="078E3D6B" wp14:editId="24BC3BA5">
+            <wp:extent cx="5271135" cy="2757805"/>
+            <wp:effectExtent l="0" t="0" r="5715" b="4445"/>
+            <wp:docPr id="239067229" name="图片 11"/>
+            <wp:cNvGraphicFramePr>
+              <a:graphicFrameLocks xmlns:a="http://schemas.openxmlformats.org/drawingml/2006/main" noChangeAspect="1"/>
+            </wp:cNvGraphicFramePr>
+            <a:graphic xmlns:a="http://schemas.openxmlformats.org/drawingml/2006/main">
+              <a:graphicData uri="http://schemas.openxmlformats.org/drawingml/2006/picture">
+                <pic:pic xmlns:pic="http://schemas.openxmlformats.org/drawingml/2006/picture">
+                  <pic:nvPicPr>
+                    <pic:cNvPr id="0" name="Picture 11"/>
+                    <pic:cNvPicPr>
+                      <a:picLocks noChangeAspect="1" noChangeArrowheads="1"/>
+                    </pic:cNvPicPr>
+                  </pic:nvPicPr>
+                  <pic:blipFill>
+                    <a:blip r:embed="rId19" cstate="print">
+                      <a:extLst>
+                        <a:ext uri="{28A0092B-C50C-407E-A947-70E740481C1C}">
+                          <a14:useLocalDpi xmlns:a14="http://schemas.microsoft.com/office/drawing/2010/main" val="0"/>
+                        </a:ext>
+                      </a:extLst>
+                    </a:blip>
+                    <a:srcRect/>
+                    <a:stretch>
+                      <a:fillRect/>
+                    </a:stretch>
+                  </pic:blipFill>
+                  <pic:spPr bwMode="auto">
+                    <a:xfrm>
+                      <a:off x="0" y="0"/>
+                      <a:ext cx="5271135" cy="2757805"/>
+                    </a:xfrm>
+                    <a:prstGeom prst="rect">
+                      <a:avLst/>
+                    </a:prstGeom>
+                    <a:noFill/>
+                    <a:ln>
+                      <a:noFill/>
+                    </a:ln>
+                  </pic:spPr>
+                </pic:pic>
+              </a:graphicData>
+            </a:graphic>
+          </wp:inline>
+        </w:drawing>
+      </w:r>
+    </w:p>
+    <w:p>
+      <w:pPr>
+        <w:spacing w:line="360" w:lineRule="auto"/>
+        <w:rPr>
+          <w:rFonts w:ascii="宋体" w:eastAsia="宋体" w:hAnsi="宋体" w:hint="eastAsia"/>
+          <w:sz w:val="24"/>
+          <w:szCs w:val="24"/>
+        </w:rPr>
+      </w:pPr>
+      <w:r>
+        <w:rPr>
+          <w:rFonts w:ascii="宋体" w:eastAsia="宋体" w:hAnsi="宋体"/>
+          <w:sz w:val="24"/>
+          <w:szCs w:val="24"/>
+        </w:rPr>
+        <w:tab/>
+      </w:r>
+      <w:r>
+        <w:rPr>
+          <w:rFonts w:ascii="宋体" w:eastAsia="宋体" w:hAnsi="宋体"/>
+          <w:sz w:val="24"/>
+          <w:szCs w:val="24"/>
+        </w:rPr>
+        <w:tab/>
+      </w:r>
+      <w:r>
+        <w:rPr>
+          <w:rFonts w:ascii="宋体" w:eastAsia="宋体" w:hAnsi="宋体"/>
+          <w:sz w:val="24"/>
+          <w:szCs w:val="24"/>
+        </w:rPr>
+        <w:tab/>
+      </w:r>
+      <w:r>
+        <w:rPr>
+          <w:rFonts w:ascii="宋体" w:eastAsia="宋体" w:hAnsi="宋体" w:hint="eastAsia"/>
+          <w:sz w:val="24"/>
+          <w:szCs w:val="24"/>
+        </w:rPr>
+        <w:t>然后点击放行，会发现拦截到搜索结果，此时手机上仍然在加载。</w:t>
+      </w:r>
+    </w:p>
+    <w:p>
+      <w:pPr>
+        <w:spacing w:line="360" w:lineRule="auto"/>
+        <w:rPr>
+          <w:rFonts w:ascii="宋体" w:eastAsia="宋体" w:hAnsi="宋体"/>
+          <w:sz w:val="24"/>
+          <w:szCs w:val="24"/>
+        </w:rPr>
+      </w:pPr>
+      <w:r>
+        <w:rPr>
+          <w:rFonts w:ascii="宋体" w:eastAsia="宋体" w:hAnsi="宋体"/>
+          <w:noProof/>
+          <w:sz w:val="24"/>
+          <w:szCs w:val="24"/>
+        </w:rPr>
+        <w:drawing>
+          <wp:inline distT="0" distB="0" distL="0" distR="0" wp14:anchorId="2EF821C3" wp14:editId="792BE9FB">
+            <wp:extent cx="5266055" cy="3041650"/>
+            <wp:effectExtent l="0" t="0" r="0" b="6350"/>
+            <wp:docPr id="1485428954" name="图片 12"/>
+            <wp:cNvGraphicFramePr>
+              <a:graphicFrameLocks xmlns:a="http://schemas.openxmlformats.org/drawingml/2006/main" noChangeAspect="1"/>
+            </wp:cNvGraphicFramePr>
+            <a:graphic xmlns:a="http://schemas.openxmlformats.org/drawingml/2006/main">
+              <a:graphicData uri="http://schemas.openxmlformats.org/drawingml/2006/picture">
+                <pic:pic xmlns:pic="http://schemas.openxmlformats.org/drawingml/2006/picture">
+                  <pic:nvPicPr>
+                    <pic:cNvPr id="0" name="Picture 12"/>
+                    <pic:cNvPicPr>
+                      <a:picLocks noChangeAspect="1" noChangeArrowheads="1"/>
+                    </pic:cNvPicPr>
+                  </pic:nvPicPr>
+                  <pic:blipFill>
+                    <a:blip r:embed="rId20" cstate="print">
+                      <a:extLst>
+                        <a:ext uri="{28A0092B-C50C-407E-A947-70E740481C1C}">
+                          <a14:useLocalDpi xmlns:a14="http://schemas.microsoft.com/office/drawing/2010/main" val="0"/>
+                        </a:ext>
+                      </a:extLst>
+                    </a:blip>
+                    <a:srcRect/>
+                    <a:stretch>
+                      <a:fillRect/>
+                    </a:stretch>
+                  </pic:blipFill>
+                  <pic:spPr bwMode="auto">
+                    <a:xfrm>
+                      <a:off x="0" y="0"/>
+                      <a:ext cx="5266055" cy="3041650"/>
+                    </a:xfrm>
+                    <a:prstGeom prst="rect">
+                      <a:avLst/>
+                    </a:prstGeom>
+                    <a:noFill/>
+                    <a:ln>
+                      <a:noFill/>
+                    </a:ln>
+                  </pic:spPr>
+                </pic:pic>
+              </a:graphicData>
+            </a:graphic>
+          </wp:inline>
+        </w:drawing>
+      </w:r>
+    </w:p>
+    <w:p>
+      <w:pPr>
+        <w:spacing w:line="360" w:lineRule="auto"/>
+        <w:ind w:left="840" w:firstLine="420"/>
+        <w:rPr>
+          <w:rFonts w:ascii="宋体" w:eastAsia="宋体" w:hAnsi="宋体"/>
+          <w:sz w:val="24"/>
+          <w:szCs w:val="24"/>
+        </w:rPr>
+      </w:pPr>
+      <w:r>
+        <w:rPr>
+          <w:rFonts w:ascii="宋体" w:eastAsia="宋体" w:hAnsi="宋体" w:hint="eastAsia"/>
+          <w:sz w:val="24"/>
+          <w:szCs w:val="24"/>
+        </w:rPr>
+        <w:t>点击放行会将搜索结果返回到手机浏览器，这是我们发现搜索框显示的是hello</w:t>
+      </w:r>
+      <w:r>
+        <w:rPr>
+          <w:rFonts w:ascii="宋体" w:eastAsia="宋体" w:hAnsi="宋体"/>
+          <w:sz w:val="24"/>
+          <w:szCs w:val="24"/>
+        </w:rPr>
+        <w:t>，但实际返回的是</w:t>
+      </w:r>
+      <w:proofErr w:type="spellStart"/>
+      <w:r>
+        <w:rPr>
+          <w:rFonts w:ascii="宋体" w:eastAsia="宋体" w:hAnsi="宋体" w:hint="eastAsia"/>
+          <w:sz w:val="24"/>
+          <w:szCs w:val="24"/>
+        </w:rPr>
+        <w:t>bbbb</w:t>
+      </w:r>
+      <w:proofErr w:type="spellEnd"/>
+      <w:r>
+        <w:rPr>
+          <w:rFonts w:ascii="宋体" w:eastAsia="宋体" w:hAnsi="宋体"/>
+          <w:sz w:val="24"/>
+          <w:szCs w:val="24"/>
+        </w:rPr>
+        <w:t>的搜索结果</w:t>
+      </w:r>
+      <w:r>
+        <w:rPr>
+          <w:rFonts w:ascii="宋体" w:eastAsia="宋体" w:hAnsi="宋体" w:hint="eastAsia"/>
+          <w:sz w:val="24"/>
+          <w:szCs w:val="24"/>
+        </w:rPr>
+        <w:t>，这样就完成了中间人攻击，即对流量进行拦截篡改。</w:t>
+      </w:r>
+    </w:p>
+    <w:p>
+      <w:pPr>
+        <w:spacing w:line="360" w:lineRule="auto"/>
+        <w:ind w:left="840" w:firstLine="420"/>
+        <w:rPr>
+          <w:rFonts w:ascii="宋体" w:eastAsia="宋体" w:hAnsi="宋体"/>
+          <w:sz w:val="24"/>
+          <w:szCs w:val="24"/>
+        </w:rPr>
+      </w:pPr>
+      <w:r>
+        <w:rPr>
+          <w:rFonts w:ascii="宋体" w:eastAsia="宋体" w:hAnsi="宋体"/>
+          <w:noProof/>
+          <w:sz w:val="24"/>
+          <w:szCs w:val="24"/>
+        </w:rPr>
+        <w:lastRenderedPageBreak/>
+        <w:drawing>
+          <wp:inline distT="0" distB="0" distL="0" distR="0" wp14:anchorId="700B18F8" wp14:editId="304C4626">
+            <wp:extent cx="2941836" cy="6469258"/>
+            <wp:effectExtent l="0" t="0" r="0" b="8255"/>
+            <wp:docPr id="1292437194" name="图片 13"/>
+            <wp:cNvGraphicFramePr>
+              <a:graphicFrameLocks xmlns:a="http://schemas.openxmlformats.org/drawingml/2006/main" noChangeAspect="1"/>
+            </wp:cNvGraphicFramePr>
+            <a:graphic xmlns:a="http://schemas.openxmlformats.org/drawingml/2006/main">
+              <a:graphicData uri="http://schemas.openxmlformats.org/drawingml/2006/picture">
+                <pic:pic xmlns:pic="http://schemas.openxmlformats.org/drawingml/2006/picture">
+                  <pic:nvPicPr>
+                    <pic:cNvPr id="0" name="Picture 13"/>
+                    <pic:cNvPicPr>
+                      <a:picLocks noChangeAspect="1" noChangeArrowheads="1"/>
+                    </pic:cNvPicPr>
+                  </pic:nvPicPr>
+                  <pic:blipFill>
+                    <a:blip r:embed="rId21" cstate="print">
+                      <a:extLst>
+                        <a:ext uri="{28A0092B-C50C-407E-A947-70E740481C1C}">
+                          <a14:useLocalDpi xmlns:a14="http://schemas.microsoft.com/office/drawing/2010/main" val="0"/>
+                        </a:ext>
+                      </a:extLst>
+                    </a:blip>
+                    <a:srcRect/>
+                    <a:stretch>
+                      <a:fillRect/>
+                    </a:stretch>
+                  </pic:blipFill>
+                  <pic:spPr bwMode="auto">
+                    <a:xfrm>
+                      <a:off x="0" y="0"/>
+                      <a:ext cx="2943862" cy="6473714"/>
+                    </a:xfrm>
+                    <a:prstGeom prst="rect">
+                      <a:avLst/>
+                    </a:prstGeom>
+                    <a:noFill/>
+                    <a:ln>
+                      <a:noFill/>
+                    </a:ln>
+                  </pic:spPr>
+                </pic:pic>
+              </a:graphicData>
+            </a:graphic>
+          </wp:inline>
+        </w:drawing>
+      </w:r>
+    </w:p>
+    <w:p>
+      <w:pPr>
+        <w:spacing w:line="360" w:lineRule="auto"/>
+        <w:rPr>
+          <w:rFonts w:ascii="宋体" w:eastAsia="宋体" w:hAnsi="宋体" w:hint="eastAsia"/>
+          <w:b/>
+          <w:bCs/>
+          <w:sz w:val="28"/>
+          <w:szCs w:val="28"/>
+        </w:rPr>
+      </w:pPr>
+      <w:r>
+        <w:rPr>
+          <w:rFonts w:ascii="宋体" w:eastAsia="宋体" w:hAnsi="宋体"/>
+          <w:b/>
+          <w:bCs/>
+          <w:sz w:val="28"/>
+          <w:szCs w:val="28"/>
+        </w:rPr>
+        <w:tab/>
+      </w:r>
+      <w:r>
+        <w:rPr>
+          <w:rFonts w:ascii="宋体" w:eastAsia="宋体" w:hAnsi="宋体"/>
+          <w:b/>
+          <w:bCs/>
+          <w:sz w:val="28"/>
+          <w:szCs w:val="28"/>
+        </w:rPr>
+        <w:tab/>
+      </w:r>
+      <w:r>
+        <w:rPr>
+          <w:rFonts w:ascii="宋体" w:eastAsia="宋体" w:hAnsi="宋体" w:hint="eastAsia"/>
+          <w:b/>
+          <w:bCs/>
+          <w:sz w:val="28"/>
+          <w:szCs w:val="28"/>
+        </w:rPr>
+        <w:t>3. 拦截</w:t>
+      </w:r>
+      <w:r>
+        <w:rPr>
+          <w:rFonts w:ascii="宋体" w:eastAsia="宋体" w:hAnsi="宋体"/>
+          <w:b/>
+          <w:bCs/>
+          <w:sz w:val="28"/>
+          <w:szCs w:val="28"/>
+        </w:rPr>
+        <w:t>除</w:t>
+      </w:r>
+      <w:r>
+        <w:rPr>
+          <w:rFonts w:ascii="宋体" w:eastAsia="宋体" w:hAnsi="宋体" w:hint="eastAsia"/>
+          <w:b/>
+          <w:bCs/>
+          <w:sz w:val="28"/>
+          <w:szCs w:val="28"/>
+        </w:rPr>
+        <w:t>浏览器外</w:t>
+      </w:r>
+      <w:r>
+        <w:rPr>
+          <w:rFonts w:ascii="宋体" w:eastAsia="宋体" w:hAnsi="宋体" w:hint="eastAsia"/>
+          <w:b/>
+          <w:bCs/>
+          <w:sz w:val="28"/>
+          <w:szCs w:val="28"/>
+        </w:rPr>
+        <w:t>的任一APP的流量</w:t>
+      </w:r>
+    </w:p>
+    <w:p>
+      <w:pPr>
+        <w:spacing w:line="360" w:lineRule="auto"/>
+        <w:ind w:left="840" w:firstLine="420"/>
+        <w:rPr>
+          <w:rFonts w:ascii="宋体" w:eastAsia="宋体" w:hAnsi="宋体" w:hint="eastAsia"/>
+          <w:sz w:val="24"/>
+          <w:szCs w:val="24"/>
+        </w:rPr>
+      </w:pPr>
+      <w:r>
+        <w:rPr>
+          <w:rFonts w:ascii="宋体" w:eastAsia="宋体" w:hAnsi="宋体" w:hint="eastAsia"/>
+          <w:sz w:val="24"/>
+          <w:szCs w:val="24"/>
+        </w:rPr>
+        <w:t>接下来我对</w:t>
+      </w:r>
+      <w:proofErr w:type="spellStart"/>
+      <w:r>
+        <w:rPr>
+          <w:rFonts w:ascii="宋体" w:eastAsia="宋体" w:hAnsi="宋体" w:hint="eastAsia"/>
+          <w:sz w:val="24"/>
+          <w:szCs w:val="24"/>
+        </w:rPr>
+        <w:t>bilibili</w:t>
+      </w:r>
+      <w:proofErr w:type="spellEnd"/>
+      <w:r>
+        <w:rPr>
+          <w:rFonts w:ascii="宋体" w:eastAsia="宋体" w:hAnsi="宋体" w:hint="eastAsia"/>
+          <w:sz w:val="24"/>
+          <w:szCs w:val="24"/>
+        </w:rPr>
+        <w:t>进行了尝试，打开并点击任一视频，发现在</w:t>
+      </w:r>
+      <w:proofErr w:type="spellStart"/>
+      <w:r>
+        <w:rPr>
+          <w:rFonts w:ascii="宋体" w:eastAsia="宋体" w:hAnsi="宋体" w:hint="eastAsia"/>
+          <w:sz w:val="24"/>
+          <w:szCs w:val="24"/>
+        </w:rPr>
+        <w:t>BurpSuite</w:t>
+      </w:r>
+      <w:proofErr w:type="spellEnd"/>
+      <w:r>
+        <w:rPr>
+          <w:rFonts w:ascii="宋体" w:eastAsia="宋体" w:hAnsi="宋体" w:hint="eastAsia"/>
+          <w:sz w:val="24"/>
+          <w:szCs w:val="24"/>
+        </w:rPr>
+        <w:t>上成功拦截到流量，这样就完成了本次实验！</w:t>
+      </w:r>
+    </w:p>
+    <w:p>
+      <w:pPr>
+        <w:spacing w:line="360" w:lineRule="auto"/>
+        <w:rPr>
+          <w:rFonts w:ascii="宋体" w:eastAsia="宋体" w:hAnsi="宋体" w:hint="eastAsia"/>
+          <w:sz w:val="24"/>
+          <w:szCs w:val="24"/>
+        </w:rPr>
+      </w:pPr>
+      <w:r>
+        <w:rPr>
+          <w:rFonts w:ascii="宋体" w:eastAsia="宋体" w:hAnsi="宋体"/>
+          <w:noProof/>
+          <w:sz w:val="24"/>
+          <w:szCs w:val="24"/>
+        </w:rPr>
+        <w:lastRenderedPageBreak/>
+        <w:drawing>
+          <wp:inline distT="0" distB="0" distL="0" distR="0" wp14:anchorId="76FEC7CD" wp14:editId="283FBD42">
+            <wp:extent cx="5256530" cy="2855595"/>
+            <wp:effectExtent l="0" t="0" r="1270" b="1905"/>
+            <wp:docPr id="1609134804" name="图片 14"/>
+            <wp:cNvGraphicFramePr>
+              <a:graphicFrameLocks xmlns:a="http://schemas.openxmlformats.org/drawingml/2006/main" noChangeAspect="1"/>
+            </wp:cNvGraphicFramePr>
+            <a:graphic xmlns:a="http://schemas.openxmlformats.org/drawingml/2006/main">
+              <a:graphicData uri="http://schemas.openxmlformats.org/drawingml/2006/picture">
+                <pic:pic xmlns:pic="http://schemas.openxmlformats.org/drawingml/2006/picture">
+                  <pic:nvPicPr>
+                    <pic:cNvPr id="0" name="Picture 14"/>
+                    <pic:cNvPicPr>
+                      <a:picLocks noChangeAspect="1" noChangeArrowheads="1"/>
+                    </pic:cNvPicPr>
+                  </pic:nvPicPr>
+                  <pic:blipFill>
+                    <a:blip r:embed="rId22" cstate="print">
+                      <a:extLst>
+                        <a:ext uri="{28A0092B-C50C-407E-A947-70E740481C1C}">
+                          <a14:useLocalDpi xmlns:a14="http://schemas.microsoft.com/office/drawing/2010/main" val="0"/>
+                        </a:ext>
+                      </a:extLst>
+                    </a:blip>
+                    <a:srcRect/>
+                    <a:stretch>
+                      <a:fillRect/>
+                    </a:stretch>
+                  </pic:blipFill>
+                  <pic:spPr bwMode="auto">
+                    <a:xfrm>
+                      <a:off x="0" y="0"/>
+                      <a:ext cx="5256530" cy="2855595"/>
+                    </a:xfrm>
+                    <a:prstGeom prst="rect">
+                      <a:avLst/>
+                    </a:prstGeom>
+                    <a:noFill/>
+                    <a:ln>
+                      <a:noFill/>
+                    </a:ln>
+                  </pic:spPr>
+                </pic:pic>
+              </a:graphicData>
+            </a:graphic>
+          </wp:inline>
+        </w:drawing>
       </w:r>
     </w:p>
     <w:p>
@@ -2852,23 +3393,59 @@
           <w:sz w:val="24"/>
           <w:szCs w:val="24"/>
         </w:rPr>
-        <w:t>本次实验通过抓包并分析数据包内容，我了解了WPA/WPA2协议四次握手的基本流程以及传输的字段。由于</w:t>
-      </w:r>
-      <w:r>
-        <w:rPr>
-          <w:rFonts w:ascii="宋体" w:eastAsia="宋体" w:hAnsi="宋体"/>
-          <w:sz w:val="24"/>
-          <w:szCs w:val="24"/>
-        </w:rPr>
-        <w:t>Microsoft Network Monitor</w:t>
-      </w:r>
-      <w:r>
-        <w:rPr>
-          <w:rFonts w:ascii="宋体" w:eastAsia="宋体" w:hAnsi="宋体" w:hint="eastAsia"/>
-          <w:sz w:val="24"/>
-          <w:szCs w:val="24"/>
-        </w:rPr>
-        <w:t>捕获的.cap文件格式较为特殊，没有办法转为.hc22000文件进行爆破，尝试了hashcat官网的许多办法，并与同学、老师交流后，仍然无法实现离线字典攻击，最终使用老师统一提供的数据包文件完成了离线字典攻击实验。通过对弱密码和强密码的爆破，让我了解到了密码长度及复杂性的重要性，只有强度高的密码才能确保正常通信的安全性。</w:t>
+        <w:t>本次实验</w:t>
+      </w:r>
+      <w:r>
+        <w:rPr>
+          <w:rFonts w:ascii="宋体" w:eastAsia="宋体" w:hAnsi="宋体" w:hint="eastAsia"/>
+          <w:sz w:val="24"/>
+          <w:szCs w:val="24"/>
+        </w:rPr>
+        <w:t>通过</w:t>
+      </w:r>
+      <w:r>
+        <w:rPr>
+          <w:rFonts w:ascii="宋体" w:eastAsia="宋体" w:hAnsi="宋体" w:hint="eastAsia"/>
+          <w:sz w:val="24"/>
+          <w:szCs w:val="24"/>
+        </w:rPr>
+        <w:t>手机连接电脑热点并安装证书，成功使用</w:t>
+      </w:r>
+      <w:proofErr w:type="spellStart"/>
+      <w:r>
+        <w:rPr>
+          <w:rFonts w:ascii="宋体" w:eastAsia="宋体" w:hAnsi="宋体" w:hint="eastAsia"/>
+          <w:sz w:val="24"/>
+          <w:szCs w:val="24"/>
+        </w:rPr>
+        <w:t>BurpSuite</w:t>
+      </w:r>
+      <w:proofErr w:type="spellEnd"/>
+      <w:r>
+        <w:rPr>
+          <w:rFonts w:ascii="宋体" w:eastAsia="宋体" w:hAnsi="宋体" w:hint="eastAsia"/>
+          <w:sz w:val="24"/>
+          <w:szCs w:val="24"/>
+        </w:rPr>
+        <w:t>拦截到手机浏览器请求的内容，并实现了中间人攻击，对内容进行了篡改。此外，使用除浏览器外的APP也会被监听到，这表明一旦客户端信任了伪造的根证书，就可能会遭到攻击者对流量的拦截和篡改，造成隐私的泄漏。这次</w:t>
+      </w:r>
+      <w:proofErr w:type="gramStart"/>
+      <w:r>
+        <w:rPr>
+          <w:rFonts w:ascii="宋体" w:eastAsia="宋体" w:hAnsi="宋体" w:hint="eastAsia"/>
+          <w:sz w:val="24"/>
+          <w:szCs w:val="24"/>
+        </w:rPr>
+        <w:t>实验让</w:t>
+      </w:r>
+      <w:proofErr w:type="gramEnd"/>
+      <w:r>
+        <w:rPr>
+          <w:rFonts w:ascii="宋体" w:eastAsia="宋体" w:hAnsi="宋体" w:hint="eastAsia"/>
+          <w:sz w:val="24"/>
+          <w:szCs w:val="24"/>
+        </w:rPr>
+        <w:t>我深刻认识到证书在HTTPS通信中的重要性，提升了安全意识。</w:t>
       </w:r>
     </w:p>
     <w:sectPr>
@@ -4404,7 +4981,6 @@
   <w:style w:type="character" w:default="1" w:styleId="a0">
     <w:name w:val="Default Paragraph Font"/>
     <w:uiPriority w:val="1"/>
-    <w:semiHidden/>
     <w:unhideWhenUsed/>
   </w:style>
   <w:style w:type="table" w:default="1" w:styleId="a1">
@@ -4596,6 +5172,18 @@
     <w:rPr>
       <w:rFonts w:ascii="Courier New" w:eastAsiaTheme="minorEastAsia" w:hAnsi="Courier New" w:cs="Courier New"/>
       <w:kern w:val="2"/>
+    </w:rPr>
+  </w:style>
+  <w:style w:type="character" w:styleId="ac">
+    <w:name w:val="Unresolved Mention"/>
+    <w:basedOn w:val="a0"/>
+    <w:uiPriority w:val="99"/>
+    <w:semiHidden/>
+    <w:unhideWhenUsed/>
+    <w:rsid w:val="00313695"/>
+    <w:rPr>
+      <w:color w:val="605E5C"/>
+      <w:shd w:val="clear" w:color="auto" w:fill="E1DFDD"/>
     </w:rPr>
   </w:style>
 </w:styles>
